--- a/lessons/9-4/downloads/reveal/teacher/9.4-exit-tickets.docx
+++ b/lessons/9-4/downloads/reveal/teacher/9.4-exit-tickets.docx
@@ -4,6 +4,7 @@
   <w:body>
     <w:p>
       <w:pPr>
+        <w:pStyle w:val="Heading1"/>
         <w:tabs>
           <w:tab w:val="left" w:pos="5200"/>
           <w:tab w:val="right" w:leader="underscore" w:pos="9504"/>
@@ -34,7 +35,7 @@
         <w:rPr>
           <w:rFonts w:ascii="Avenir Next" w:hAnsi="Avenir Next" w:cs="Avenir Next" w:eastAsia="Avenir Next"/>
           <w:color w:val="1A1A1A"/>
-          <w:sz w:val="18"/>
+          <w:sz w:val="22"/>
           <w:szCs w:val="18"/>
         </w:rPr>
         <w:t xml:space="preserve">Name</w:t>
@@ -119,25 +120,25 @@
                 <w:rFonts w:ascii="Avenir Next" w:hAnsi="Avenir Next" w:cs="Avenir Next" w:eastAsia="Avenir Next"/>
                 <w:b/>
                 <w:color w:val="1A1A1A"/>
+                <w:sz w:val="22"/>
+                <w:szCs w:val="20"/>
+              </w:rPr>
+              <w:t xml:space="preserve">1.</w:t>
+            </w:r>
+            <w:r>
+              <w:rPr>
+                <w:rFonts w:ascii="Avenir Next" w:hAnsi="Avenir Next" w:cs="Avenir Next" w:eastAsia="Avenir Next"/>
+                <w:color w:val="1A1A1A"/>
                 <w:sz w:val="20"/>
                 <w:szCs w:val="20"/>
               </w:rPr>
-              <w:t xml:space="preserve">1.</w:t>
-            </w:r>
-            <w:r>
-              <w:rPr>
-                <w:rFonts w:ascii="Avenir Next" w:hAnsi="Avenir Next" w:cs="Avenir Next" w:eastAsia="Avenir Next"/>
-                <w:color w:val="1A1A1A"/>
-                <w:sz w:val="20"/>
-                <w:szCs w:val="20"/>
-              </w:rPr>
               <w:tab/>
             </w:r>
             <w:r>
               <w:rPr>
                 <w:rFonts w:ascii="Avenir Next" w:hAnsi="Avenir Next" w:cs="Avenir Next" w:eastAsia="Avenir Next"/>
                 <w:color w:val="1A1A1A"/>
-                <w:sz w:val="20"/>
+                <w:sz w:val="22"/>
                 <w:szCs w:val="20"/>
               </w:rPr>
               <w:t xml:space="preserve">Substitute to find </w:t>
@@ -147,7 +148,7 @@
                 <w:rFonts w:ascii="Avenir Next" w:hAnsi="Avenir Next" w:cs="Avenir Next" w:eastAsia="Avenir Next"/>
                 <w:i/>
                 <w:color w:val="1A1A1A"/>
-                <w:sz w:val="20"/>
+                <w:sz w:val="22"/>
                 <w:szCs w:val="20"/>
               </w:rPr>
               <w:t xml:space="preserve">y</w:t>
@@ -156,7 +157,7 @@
               <w:rPr>
                 <w:rFonts w:ascii="Avenir Next" w:hAnsi="Avenir Next" w:cs="Avenir Next" w:eastAsia="Avenir Next"/>
                 <w:color w:val="1A1A1A"/>
-                <w:sz w:val="20"/>
+                <w:sz w:val="22"/>
                 <w:szCs w:val="20"/>
               </w:rPr>
               <w:t xml:space="preserve">.</w:t>
@@ -211,18 +212,18 @@
                       <w:rFonts w:ascii="Avenir Next" w:hAnsi="Avenir Next" w:cs="Avenir Next" w:eastAsia="Avenir Next"/>
                       <w:b/>
                       <w:color w:val="003A70"/>
+                      <w:sz w:val="22"/>
+                      <w:szCs w:val="20"/>
+                    </w:rPr>
+                    <w:t xml:space="preserve">a.</w:t>
+                  </w:r>
+                  <w:r>
+                    <w:rPr>
+                      <w:rFonts w:ascii="Avenir Next" w:hAnsi="Avenir Next" w:cs="Avenir Next" w:eastAsia="Avenir Next"/>
+                      <w:color w:val="1A1A1A"/>
                       <w:sz w:val="20"/>
                       <w:szCs w:val="20"/>
                     </w:rPr>
-                    <w:t xml:space="preserve">a.</w:t>
-                  </w:r>
-                  <w:r>
-                    <w:rPr>
-                      <w:rFonts w:ascii="Avenir Next" w:hAnsi="Avenir Next" w:cs="Avenir Next" w:eastAsia="Avenir Next"/>
-                      <w:color w:val="1A1A1A"/>
-                      <w:sz w:val="20"/>
-                      <w:szCs w:val="20"/>
-                    </w:rPr>
                     <w:tab/>
                   </w:r>
                   <w:r>
@@ -230,7 +231,7 @@
                       <w:rFonts w:ascii="Avenir Next" w:hAnsi="Avenir Next" w:cs="Avenir Next" w:eastAsia="Avenir Next"/>
                       <w:i/>
                       <w:color w:val="1A1A1A"/>
-                      <w:sz w:val="20"/>
+                      <w:sz w:val="22"/>
                       <w:szCs w:val="20"/>
                     </w:rPr>
                     <w:t xml:space="preserve">y</w:t>
@@ -239,7 +240,7 @@
                     <w:rPr>
                       <w:rFonts w:ascii="Avenir Next" w:hAnsi="Avenir Next" w:cs="Avenir Next" w:eastAsia="Avenir Next"/>
                       <w:color w:val="1A1A1A"/>
-                      <w:sz w:val="20"/>
+                      <w:sz w:val="22"/>
                       <w:szCs w:val="20"/>
                     </w:rPr>
                     <w:t xml:space="preserve"> = 5</w:t>
@@ -249,7 +250,7 @@
                       <w:rFonts w:ascii="Avenir Next" w:hAnsi="Avenir Next" w:cs="Avenir Next" w:eastAsia="Avenir Next"/>
                       <w:i/>
                       <w:color w:val="1A1A1A"/>
-                      <w:sz w:val="20"/>
+                      <w:sz w:val="22"/>
                       <w:szCs w:val="20"/>
                     </w:rPr>
                     <w:t xml:space="preserve">x</w:t>
@@ -258,7 +259,7 @@
                     <w:rPr>
                       <w:rFonts w:ascii="Avenir Next" w:hAnsi="Avenir Next" w:cs="Avenir Next" w:eastAsia="Avenir Next"/>
                       <w:color w:val="1A1A1A"/>
-                      <w:sz w:val="20"/>
+                      <w:sz w:val="22"/>
                       <w:szCs w:val="20"/>
                     </w:rPr>
                     <w:t xml:space="preserve">;  </w:t>
@@ -268,7 +269,7 @@
                       <w:rFonts w:ascii="Avenir Next" w:hAnsi="Avenir Next" w:cs="Avenir Next" w:eastAsia="Avenir Next"/>
                       <w:i/>
                       <w:color w:val="1A1A1A"/>
-                      <w:sz w:val="20"/>
+                      <w:sz w:val="22"/>
                       <w:szCs w:val="20"/>
                     </w:rPr>
                     <w:t xml:space="preserve">x</w:t>
@@ -277,7 +278,7 @@
                     <w:rPr>
                       <w:rFonts w:ascii="Avenir Next" w:hAnsi="Avenir Next" w:cs="Avenir Next" w:eastAsia="Avenir Next"/>
                       <w:color w:val="1A1A1A"/>
-                      <w:sz w:val="20"/>
+                      <w:sz w:val="22"/>
                       <w:szCs w:val="20"/>
                     </w:rPr>
                     <w:t xml:space="preserve"> = 12</w:t>
@@ -321,18 +322,18 @@
                       <w:rFonts w:ascii="Avenir Next" w:hAnsi="Avenir Next" w:cs="Avenir Next" w:eastAsia="Avenir Next"/>
                       <w:b/>
                       <w:color w:val="003A70"/>
+                      <w:sz w:val="22"/>
+                      <w:szCs w:val="20"/>
+                    </w:rPr>
+                    <w:t xml:space="preserve">b.</w:t>
+                  </w:r>
+                  <w:r>
+                    <w:rPr>
+                      <w:rFonts w:ascii="Avenir Next" w:hAnsi="Avenir Next" w:cs="Avenir Next" w:eastAsia="Avenir Next"/>
+                      <w:color w:val="1A1A1A"/>
                       <w:sz w:val="20"/>
                       <w:szCs w:val="20"/>
                     </w:rPr>
-                    <w:t xml:space="preserve">b.</w:t>
-                  </w:r>
-                  <w:r>
-                    <w:rPr>
-                      <w:rFonts w:ascii="Avenir Next" w:hAnsi="Avenir Next" w:cs="Avenir Next" w:eastAsia="Avenir Next"/>
-                      <w:color w:val="1A1A1A"/>
-                      <w:sz w:val="20"/>
-                      <w:szCs w:val="20"/>
-                    </w:rPr>
                     <w:tab/>
                   </w:r>
                   <w:r>
@@ -340,7 +341,7 @@
                       <w:rFonts w:ascii="Avenir Next" w:hAnsi="Avenir Next" w:cs="Avenir Next" w:eastAsia="Avenir Next"/>
                       <w:i/>
                       <w:color w:val="1A1A1A"/>
-                      <w:sz w:val="20"/>
+                      <w:sz w:val="22"/>
                       <w:szCs w:val="20"/>
                     </w:rPr>
                     <w:t xml:space="preserve">y</w:t>
@@ -349,7 +350,7 @@
                     <w:rPr>
                       <w:rFonts w:ascii="Avenir Next" w:hAnsi="Avenir Next" w:cs="Avenir Next" w:eastAsia="Avenir Next"/>
                       <w:color w:val="1A1A1A"/>
-                      <w:sz w:val="20"/>
+                      <w:sz w:val="22"/>
                       <w:szCs w:val="20"/>
                     </w:rPr>
                     <w:t xml:space="preserve"> = 2</w:t>
@@ -359,7 +360,7 @@
                       <w:rFonts w:ascii="Avenir Next" w:hAnsi="Avenir Next" w:cs="Avenir Next" w:eastAsia="Avenir Next"/>
                       <w:i/>
                       <w:color w:val="1A1A1A"/>
-                      <w:sz w:val="20"/>
+                      <w:sz w:val="22"/>
                       <w:szCs w:val="20"/>
                     </w:rPr>
                     <w:t xml:space="preserve">x</w:t>
@@ -368,7 +369,7 @@
                     <w:rPr>
                       <w:rFonts w:ascii="Avenir Next" w:hAnsi="Avenir Next" w:cs="Avenir Next" w:eastAsia="Avenir Next"/>
                       <w:color w:val="1A1A1A"/>
-                      <w:sz w:val="20"/>
+                      <w:sz w:val="22"/>
                       <w:szCs w:val="20"/>
                     </w:rPr>
                     <w:t xml:space="preserve"> + 9;  </w:t>
@@ -378,7 +379,7 @@
                       <w:rFonts w:ascii="Avenir Next" w:hAnsi="Avenir Next" w:cs="Avenir Next" w:eastAsia="Avenir Next"/>
                       <w:i/>
                       <w:color w:val="1A1A1A"/>
-                      <w:sz w:val="20"/>
+                      <w:sz w:val="22"/>
                       <w:szCs w:val="20"/>
                     </w:rPr>
                     <w:t xml:space="preserve">x</w:t>
@@ -387,7 +388,7 @@
                     <w:rPr>
                       <w:rFonts w:ascii="Avenir Next" w:hAnsi="Avenir Next" w:cs="Avenir Next" w:eastAsia="Avenir Next"/>
                       <w:color w:val="1A1A1A"/>
-                      <w:sz w:val="20"/>
+                      <w:sz w:val="22"/>
                       <w:szCs w:val="20"/>
                     </w:rPr>
                     <w:t xml:space="preserve"> = 7</w:t>
@@ -480,18 +481,18 @@
                 <w:rFonts w:ascii="Avenir Next" w:hAnsi="Avenir Next" w:cs="Avenir Next" w:eastAsia="Avenir Next"/>
                 <w:b/>
                 <w:color w:val="1A1A1A"/>
+                <w:sz w:val="22"/>
+                <w:szCs w:val="20"/>
+              </w:rPr>
+              <w:t xml:space="preserve">2.</w:t>
+            </w:r>
+            <w:r>
+              <w:rPr>
+                <w:rFonts w:ascii="Avenir Next" w:hAnsi="Avenir Next" w:cs="Avenir Next" w:eastAsia="Avenir Next"/>
+                <w:color w:val="1A1A1A"/>
                 <w:sz w:val="20"/>
                 <w:szCs w:val="20"/>
               </w:rPr>
-              <w:t xml:space="preserve">2.</w:t>
-            </w:r>
-            <w:r>
-              <w:rPr>
-                <w:rFonts w:ascii="Avenir Next" w:hAnsi="Avenir Next" w:cs="Avenir Next" w:eastAsia="Avenir Next"/>
-                <w:color w:val="1A1A1A"/>
-                <w:sz w:val="20"/>
-                <w:szCs w:val="20"/>
-              </w:rPr>
               <w:tab/>
             </w:r>
             <w:r>
@@ -499,7 +500,7 @@
                 <w:rFonts w:ascii="Avenir Next" w:hAnsi="Avenir Next" w:cs="Avenir Next" w:eastAsia="Avenir Next"/>
                 <w:b/>
                 <w:color w:val="1A1A1A"/>
-                <w:sz w:val="20"/>
+                <w:sz w:val="22"/>
                 <w:szCs w:val="20"/>
               </w:rPr>
               <w:t xml:space="preserve">Packing Boxes.  </w:t>
@@ -508,7 +509,7 @@
               <w:rPr>
                 <w:rFonts w:ascii="Avenir Next" w:hAnsi="Avenir Next" w:cs="Avenir Next" w:eastAsia="Avenir Next"/>
                 <w:color w:val="1A1A1A"/>
-                <w:sz w:val="20"/>
+                <w:sz w:val="22"/>
                 <w:szCs w:val="20"/>
               </w:rPr>
               <w:t xml:space="preserve">A machine seals 14 boxes every minute: </w:t>
@@ -518,7 +519,7 @@
                 <w:rFonts w:ascii="Avenir Next" w:hAnsi="Avenir Next" w:cs="Avenir Next" w:eastAsia="Avenir Next"/>
                 <w:i/>
                 <w:color w:val="1A1A1A"/>
-                <w:sz w:val="20"/>
+                <w:sz w:val="22"/>
                 <w:szCs w:val="20"/>
               </w:rPr>
               <w:t xml:space="preserve">b</w:t>
@@ -527,7 +528,7 @@
               <w:rPr>
                 <w:rFonts w:ascii="Avenir Next" w:hAnsi="Avenir Next" w:cs="Avenir Next" w:eastAsia="Avenir Next"/>
                 <w:color w:val="1A1A1A"/>
-                <w:sz w:val="20"/>
+                <w:sz w:val="22"/>
                 <w:szCs w:val="20"/>
               </w:rPr>
               <w:t xml:space="preserve"> = 14</w:t>
@@ -537,7 +538,7 @@
                 <w:rFonts w:ascii="Avenir Next" w:hAnsi="Avenir Next" w:cs="Avenir Next" w:eastAsia="Avenir Next"/>
                 <w:i/>
                 <w:color w:val="1A1A1A"/>
-                <w:sz w:val="20"/>
+                <w:sz w:val="22"/>
                 <w:szCs w:val="20"/>
               </w:rPr>
               <w:t xml:space="preserve">m</w:t>
@@ -546,7 +547,7 @@
               <w:rPr>
                 <w:rFonts w:ascii="Avenir Next" w:hAnsi="Avenir Next" w:cs="Avenir Next" w:eastAsia="Avenir Next"/>
                 <w:color w:val="1A1A1A"/>
-                <w:sz w:val="20"/>
+                <w:sz w:val="22"/>
                 <w:szCs w:val="20"/>
               </w:rPr>
               <w:t xml:space="preserve">. How many boxes does it seal in 35 minutes?</w:t>
@@ -623,25 +624,25 @@
                 <w:rFonts w:ascii="Avenir Next" w:hAnsi="Avenir Next" w:cs="Avenir Next" w:eastAsia="Avenir Next"/>
                 <w:b/>
                 <w:color w:val="1A1A1A"/>
+                <w:sz w:val="22"/>
+                <w:szCs w:val="18"/>
+              </w:rPr>
+              <w:t xml:space="preserve">Answer</w:t>
+            </w:r>
+            <w:r>
+              <w:rPr>
+                <w:rFonts w:ascii="Avenir Next" w:hAnsi="Avenir Next" w:cs="Avenir Next" w:eastAsia="Avenir Next"/>
+                <w:color w:val="1A1A1A"/>
                 <w:sz w:val="18"/>
                 <w:szCs w:val="18"/>
               </w:rPr>
-              <w:t xml:space="preserve">Answer</w:t>
-            </w:r>
-            <w:r>
-              <w:rPr>
-                <w:rFonts w:ascii="Avenir Next" w:hAnsi="Avenir Next" w:cs="Avenir Next" w:eastAsia="Avenir Next"/>
-                <w:color w:val="1A1A1A"/>
-                <w:sz w:val="18"/>
-                <w:szCs w:val="18"/>
-              </w:rPr>
               <w:tab/>
             </w:r>
             <w:r>
               <w:rPr>
                 <w:rFonts w:ascii="Avenir Next" w:hAnsi="Avenir Next" w:cs="Avenir Next" w:eastAsia="Avenir Next"/>
                 <w:color w:val="1A1A1A"/>
-                <w:sz w:val="18"/>
+                <w:sz w:val="22"/>
                 <w:szCs w:val="18"/>
               </w:rPr>
               <w:t xml:space="preserve">  boxes</w:t>
@@ -707,25 +708,25 @@
                 <w:rFonts w:ascii="Avenir Next" w:hAnsi="Avenir Next" w:cs="Avenir Next" w:eastAsia="Avenir Next"/>
                 <w:b/>
                 <w:color w:val="1A1A1A"/>
+                <w:sz w:val="22"/>
+                <w:szCs w:val="20"/>
+              </w:rPr>
+              <w:t xml:space="preserve">3.</w:t>
+            </w:r>
+            <w:r>
+              <w:rPr>
+                <w:rFonts w:ascii="Avenir Next" w:hAnsi="Avenir Next" w:cs="Avenir Next" w:eastAsia="Avenir Next"/>
+                <w:color w:val="1A1A1A"/>
                 <w:sz w:val="20"/>
                 <w:szCs w:val="20"/>
               </w:rPr>
-              <w:t xml:space="preserve">3.</w:t>
-            </w:r>
-            <w:r>
-              <w:rPr>
-                <w:rFonts w:ascii="Avenir Next" w:hAnsi="Avenir Next" w:cs="Avenir Next" w:eastAsia="Avenir Next"/>
-                <w:color w:val="1A1A1A"/>
-                <w:sz w:val="20"/>
-                <w:szCs w:val="20"/>
-              </w:rPr>
               <w:tab/>
             </w:r>
             <w:r>
               <w:rPr>
                 <w:rFonts w:ascii="Avenir Next" w:hAnsi="Avenir Next" w:cs="Avenir Next" w:eastAsia="Avenir Next"/>
                 <w:color w:val="1A1A1A"/>
-                <w:sz w:val="20"/>
+                <w:sz w:val="22"/>
                 <w:szCs w:val="20"/>
               </w:rPr>
               <w:t xml:space="preserve">For </w:t>
@@ -735,7 +736,7 @@
                 <w:rFonts w:ascii="Avenir Next" w:hAnsi="Avenir Next" w:cs="Avenir Next" w:eastAsia="Avenir Next"/>
                 <w:i/>
                 <w:color w:val="1A1A1A"/>
-                <w:sz w:val="20"/>
+                <w:sz w:val="22"/>
                 <w:szCs w:val="20"/>
               </w:rPr>
               <w:t xml:space="preserve">y</w:t>
@@ -744,7 +745,7 @@
               <w:rPr>
                 <w:rFonts w:ascii="Avenir Next" w:hAnsi="Avenir Next" w:cs="Avenir Next" w:eastAsia="Avenir Next"/>
                 <w:color w:val="1A1A1A"/>
-                <w:sz w:val="20"/>
+                <w:sz w:val="22"/>
                 <w:szCs w:val="20"/>
               </w:rPr>
               <w:t xml:space="preserve"> = 3</w:t>
@@ -754,7 +755,7 @@
                 <w:rFonts w:ascii="Avenir Next" w:hAnsi="Avenir Next" w:cs="Avenir Next" w:eastAsia="Avenir Next"/>
                 <w:i/>
                 <w:color w:val="1A1A1A"/>
-                <w:sz w:val="20"/>
+                <w:sz w:val="22"/>
                 <w:szCs w:val="20"/>
               </w:rPr>
               <w:t xml:space="preserve">x</w:t>
@@ -763,7 +764,7 @@
               <w:rPr>
                 <w:rFonts w:ascii="Avenir Next" w:hAnsi="Avenir Next" w:cs="Avenir Next" w:eastAsia="Avenir Next"/>
                 <w:color w:val="1A1A1A"/>
-                <w:sz w:val="20"/>
+                <w:sz w:val="22"/>
                 <w:szCs w:val="20"/>
               </w:rPr>
               <w:t xml:space="preserve"> + 4, find </w:t>
@@ -773,7 +774,7 @@
                 <w:rFonts w:ascii="Avenir Next" w:hAnsi="Avenir Next" w:cs="Avenir Next" w:eastAsia="Avenir Next"/>
                 <w:i/>
                 <w:color w:val="1A1A1A"/>
-                <w:sz w:val="20"/>
+                <w:sz w:val="22"/>
                 <w:szCs w:val="20"/>
               </w:rPr>
               <w:t xml:space="preserve">y</w:t>
@@ -782,7 +783,7 @@
               <w:rPr>
                 <w:rFonts w:ascii="Avenir Next" w:hAnsi="Avenir Next" w:cs="Avenir Next" w:eastAsia="Avenir Next"/>
                 <w:color w:val="1A1A1A"/>
-                <w:sz w:val="20"/>
+                <w:sz w:val="22"/>
                 <w:szCs w:val="20"/>
               </w:rPr>
               <w:t xml:space="preserve"> when </w:t>
@@ -792,7 +793,7 @@
                 <w:rFonts w:ascii="Avenir Next" w:hAnsi="Avenir Next" w:cs="Avenir Next" w:eastAsia="Avenir Next"/>
                 <w:i/>
                 <w:color w:val="1A1A1A"/>
-                <w:sz w:val="20"/>
+                <w:sz w:val="22"/>
                 <w:szCs w:val="20"/>
               </w:rPr>
               <w:t xml:space="preserve">x</w:t>
@@ -801,7 +802,7 @@
               <w:rPr>
                 <w:rFonts w:ascii="Avenir Next" w:hAnsi="Avenir Next" w:cs="Avenir Next" w:eastAsia="Avenir Next"/>
                 <w:color w:val="1A1A1A"/>
-                <w:sz w:val="20"/>
+                <w:sz w:val="22"/>
                 <w:szCs w:val="20"/>
               </w:rPr>
               <w:t xml:space="preserve"> = 6.</w:t>
@@ -857,25 +858,25 @@
                       <w:rFonts w:ascii="Avenir Next" w:hAnsi="Avenir Next" w:cs="Avenir Next" w:eastAsia="Avenir Next"/>
                       <w:b/>
                       <w:color w:val="003A70"/>
+                      <w:sz w:val="22"/>
+                      <w:szCs w:val="19"/>
+                    </w:rPr>
+                    <w:t xml:space="preserve">A</w:t>
+                  </w:r>
+                  <w:r>
+                    <w:rPr>
+                      <w:rFonts w:ascii="Avenir Next" w:hAnsi="Avenir Next" w:cs="Avenir Next" w:eastAsia="Avenir Next"/>
+                      <w:color w:val="1A1A1A"/>
                       <w:sz w:val="19"/>
                       <w:szCs w:val="19"/>
                     </w:rPr>
-                    <w:t xml:space="preserve">A</w:t>
-                  </w:r>
-                  <w:r>
-                    <w:rPr>
-                      <w:rFonts w:ascii="Avenir Next" w:hAnsi="Avenir Next" w:cs="Avenir Next" w:eastAsia="Avenir Next"/>
-                      <w:color w:val="1A1A1A"/>
-                      <w:sz w:val="19"/>
-                      <w:szCs w:val="19"/>
-                    </w:rPr>
                     <w:tab/>
                   </w:r>
                   <w:r>
                     <w:rPr>
                       <w:rFonts w:ascii="Avenir Next" w:hAnsi="Avenir Next" w:cs="Avenir Next" w:eastAsia="Avenir Next"/>
                       <w:color w:val="1A1A1A"/>
-                      <w:sz w:val="19"/>
+                      <w:sz w:val="22"/>
                       <w:szCs w:val="19"/>
                     </w:rPr>
                     <w:t xml:space="preserve">13</w:t>
@@ -900,25 +901,25 @@
                       <w:rFonts w:ascii="Avenir Next" w:hAnsi="Avenir Next" w:cs="Avenir Next" w:eastAsia="Avenir Next"/>
                       <w:b/>
                       <w:color w:val="003A70"/>
+                      <w:sz w:val="22"/>
+                      <w:szCs w:val="19"/>
+                    </w:rPr>
+                    <w:t xml:space="preserve">B</w:t>
+                  </w:r>
+                  <w:r>
+                    <w:rPr>
+                      <w:rFonts w:ascii="Avenir Next" w:hAnsi="Avenir Next" w:cs="Avenir Next" w:eastAsia="Avenir Next"/>
+                      <w:color w:val="1A1A1A"/>
                       <w:sz w:val="19"/>
                       <w:szCs w:val="19"/>
                     </w:rPr>
-                    <w:t xml:space="preserve">B</w:t>
-                  </w:r>
-                  <w:r>
-                    <w:rPr>
-                      <w:rFonts w:ascii="Avenir Next" w:hAnsi="Avenir Next" w:cs="Avenir Next" w:eastAsia="Avenir Next"/>
-                      <w:color w:val="1A1A1A"/>
-                      <w:sz w:val="19"/>
-                      <w:szCs w:val="19"/>
-                    </w:rPr>
                     <w:tab/>
                   </w:r>
                   <w:r>
                     <w:rPr>
                       <w:rFonts w:ascii="Avenir Next" w:hAnsi="Avenir Next" w:cs="Avenir Next" w:eastAsia="Avenir Next"/>
                       <w:color w:val="1A1A1A"/>
-                      <w:sz w:val="19"/>
+                      <w:sz w:val="22"/>
                       <w:szCs w:val="19"/>
                     </w:rPr>
                     <w:t xml:space="preserve">22</w:t>
@@ -943,25 +944,25 @@
                       <w:rFonts w:ascii="Avenir Next" w:hAnsi="Avenir Next" w:cs="Avenir Next" w:eastAsia="Avenir Next"/>
                       <w:b/>
                       <w:color w:val="003A70"/>
+                      <w:sz w:val="22"/>
+                      <w:szCs w:val="19"/>
+                    </w:rPr>
+                    <w:t xml:space="preserve">C</w:t>
+                  </w:r>
+                  <w:r>
+                    <w:rPr>
+                      <w:rFonts w:ascii="Avenir Next" w:hAnsi="Avenir Next" w:cs="Avenir Next" w:eastAsia="Avenir Next"/>
+                      <w:color w:val="1A1A1A"/>
                       <w:sz w:val="19"/>
                       <w:szCs w:val="19"/>
                     </w:rPr>
-                    <w:t xml:space="preserve">C</w:t>
-                  </w:r>
-                  <w:r>
-                    <w:rPr>
-                      <w:rFonts w:ascii="Avenir Next" w:hAnsi="Avenir Next" w:cs="Avenir Next" w:eastAsia="Avenir Next"/>
-                      <w:color w:val="1A1A1A"/>
-                      <w:sz w:val="19"/>
-                      <w:szCs w:val="19"/>
-                    </w:rPr>
                     <w:tab/>
                   </w:r>
                   <w:r>
                     <w:rPr>
                       <w:rFonts w:ascii="Avenir Next" w:hAnsi="Avenir Next" w:cs="Avenir Next" w:eastAsia="Avenir Next"/>
                       <w:color w:val="1A1A1A"/>
-                      <w:sz w:val="19"/>
+                      <w:sz w:val="22"/>
                       <w:szCs w:val="19"/>
                     </w:rPr>
                     <w:t xml:space="preserve">42</w:t>
@@ -986,25 +987,25 @@
                       <w:rFonts w:ascii="Avenir Next" w:hAnsi="Avenir Next" w:cs="Avenir Next" w:eastAsia="Avenir Next"/>
                       <w:b/>
                       <w:color w:val="003A70"/>
+                      <w:sz w:val="22"/>
+                      <w:szCs w:val="19"/>
+                    </w:rPr>
+                    <w:t xml:space="preserve">D</w:t>
+                  </w:r>
+                  <w:r>
+                    <w:rPr>
+                      <w:rFonts w:ascii="Avenir Next" w:hAnsi="Avenir Next" w:cs="Avenir Next" w:eastAsia="Avenir Next"/>
+                      <w:color w:val="1A1A1A"/>
                       <w:sz w:val="19"/>
                       <w:szCs w:val="19"/>
                     </w:rPr>
-                    <w:t xml:space="preserve">D</w:t>
-                  </w:r>
-                  <w:r>
-                    <w:rPr>
-                      <w:rFonts w:ascii="Avenir Next" w:hAnsi="Avenir Next" w:cs="Avenir Next" w:eastAsia="Avenir Next"/>
-                      <w:color w:val="1A1A1A"/>
-                      <w:sz w:val="19"/>
-                      <w:szCs w:val="19"/>
-                    </w:rPr>
                     <w:tab/>
                   </w:r>
                   <w:r>
                     <w:rPr>
                       <w:rFonts w:ascii="Avenir Next" w:hAnsi="Avenir Next" w:cs="Avenir Next" w:eastAsia="Avenir Next"/>
                       <w:color w:val="1A1A1A"/>
-                      <w:sz w:val="19"/>
+                      <w:sz w:val="22"/>
                       <w:szCs w:val="19"/>
                     </w:rPr>
                     <w:t xml:space="preserve">30</w:t>
@@ -1054,7 +1055,7 @@
         <w:rPr>
           <w:rFonts w:ascii="Avenir Next" w:hAnsi="Avenir Next" w:cs="Avenir Next" w:eastAsia="Avenir Next"/>
           <w:color w:val="1A1A1A"/>
-          <w:sz w:val="17"/>
+          <w:sz w:val="22"/>
           <w:szCs w:val="17"/>
         </w:rPr>
         <w:t xml:space="preserve">  I got it</w:t>
@@ -1072,7 +1073,7 @@
         <w:rPr>
           <w:rFonts w:ascii="Avenir Next" w:hAnsi="Avenir Next" w:cs="Avenir Next" w:eastAsia="Avenir Next"/>
           <w:color w:val="1A1A1A"/>
-          <w:sz w:val="17"/>
+          <w:sz w:val="22"/>
           <w:szCs w:val="17"/>
         </w:rPr>
         <w:t xml:space="preserve">  Almost</w:t>
@@ -1090,7 +1091,7 @@
         <w:rPr>
           <w:rFonts w:ascii="Avenir Next" w:hAnsi="Avenir Next" w:cs="Avenir Next" w:eastAsia="Avenir Next"/>
           <w:color w:val="1A1A1A"/>
-          <w:sz w:val="17"/>
+          <w:sz w:val="22"/>
           <w:szCs w:val="17"/>
         </w:rPr>
         <w:t xml:space="preserve">  I need help</w:t>
@@ -1147,7 +1148,7 @@
         <w:rPr>
           <w:rFonts w:ascii="Avenir Next" w:hAnsi="Avenir Next" w:cs="Avenir Next" w:eastAsia="Avenir Next"/>
           <w:color w:val="1A1A1A"/>
-          <w:sz w:val="18"/>
+          <w:sz w:val="22"/>
           <w:szCs w:val="18"/>
         </w:rPr>
         <w:t xml:space="preserve">Name</w:t>
@@ -1232,25 +1233,25 @@
                 <w:rFonts w:ascii="Avenir Next" w:hAnsi="Avenir Next" w:cs="Avenir Next" w:eastAsia="Avenir Next"/>
                 <w:b/>
                 <w:color w:val="1A1A1A"/>
+                <w:sz w:val="22"/>
+                <w:szCs w:val="20"/>
+              </w:rPr>
+              <w:t xml:space="preserve">1.</w:t>
+            </w:r>
+            <w:r>
+              <w:rPr>
+                <w:rFonts w:ascii="Avenir Next" w:hAnsi="Avenir Next" w:cs="Avenir Next" w:eastAsia="Avenir Next"/>
+                <w:color w:val="1A1A1A"/>
                 <w:sz w:val="20"/>
                 <w:szCs w:val="20"/>
               </w:rPr>
-              <w:t xml:space="preserve">1.</w:t>
-            </w:r>
-            <w:r>
-              <w:rPr>
-                <w:rFonts w:ascii="Avenir Next" w:hAnsi="Avenir Next" w:cs="Avenir Next" w:eastAsia="Avenir Next"/>
-                <w:color w:val="1A1A1A"/>
-                <w:sz w:val="20"/>
-                <w:szCs w:val="20"/>
-              </w:rPr>
               <w:tab/>
             </w:r>
             <w:r>
               <w:rPr>
                 <w:rFonts w:ascii="Avenir Next" w:hAnsi="Avenir Next" w:cs="Avenir Next" w:eastAsia="Avenir Next"/>
                 <w:color w:val="1A1A1A"/>
-                <w:sz w:val="20"/>
+                <w:sz w:val="22"/>
                 <w:szCs w:val="20"/>
               </w:rPr>
               <w:t xml:space="preserve">Substitute to find </w:t>
@@ -1260,7 +1261,7 @@
                 <w:rFonts w:ascii="Avenir Next" w:hAnsi="Avenir Next" w:cs="Avenir Next" w:eastAsia="Avenir Next"/>
                 <w:i/>
                 <w:color w:val="1A1A1A"/>
-                <w:sz w:val="20"/>
+                <w:sz w:val="22"/>
                 <w:szCs w:val="20"/>
               </w:rPr>
               <w:t xml:space="preserve">y</w:t>
@@ -1269,7 +1270,7 @@
               <w:rPr>
                 <w:rFonts w:ascii="Avenir Next" w:hAnsi="Avenir Next" w:cs="Avenir Next" w:eastAsia="Avenir Next"/>
                 <w:color w:val="1A1A1A"/>
-                <w:sz w:val="20"/>
+                <w:sz w:val="22"/>
                 <w:szCs w:val="20"/>
               </w:rPr>
               <w:t xml:space="preserve">.</w:t>
@@ -1324,18 +1325,18 @@
                       <w:rFonts w:ascii="Avenir Next" w:hAnsi="Avenir Next" w:cs="Avenir Next" w:eastAsia="Avenir Next"/>
                       <w:b/>
                       <w:color w:val="003A70"/>
+                      <w:sz w:val="22"/>
+                      <w:szCs w:val="20"/>
+                    </w:rPr>
+                    <w:t xml:space="preserve">a.</w:t>
+                  </w:r>
+                  <w:r>
+                    <w:rPr>
+                      <w:rFonts w:ascii="Avenir Next" w:hAnsi="Avenir Next" w:cs="Avenir Next" w:eastAsia="Avenir Next"/>
+                      <w:color w:val="1A1A1A"/>
                       <w:sz w:val="20"/>
                       <w:szCs w:val="20"/>
                     </w:rPr>
-                    <w:t xml:space="preserve">a.</w:t>
-                  </w:r>
-                  <w:r>
-                    <w:rPr>
-                      <w:rFonts w:ascii="Avenir Next" w:hAnsi="Avenir Next" w:cs="Avenir Next" w:eastAsia="Avenir Next"/>
-                      <w:color w:val="1A1A1A"/>
-                      <w:sz w:val="20"/>
-                      <w:szCs w:val="20"/>
-                    </w:rPr>
                     <w:tab/>
                   </w:r>
                   <w:r>
@@ -1343,7 +1344,7 @@
                       <w:rFonts w:ascii="Avenir Next" w:hAnsi="Avenir Next" w:cs="Avenir Next" w:eastAsia="Avenir Next"/>
                       <w:i/>
                       <w:color w:val="1A1A1A"/>
-                      <w:sz w:val="20"/>
+                      <w:sz w:val="22"/>
                       <w:szCs w:val="20"/>
                     </w:rPr>
                     <w:t xml:space="preserve">y</w:t>
@@ -1352,7 +1353,7 @@
                     <w:rPr>
                       <w:rFonts w:ascii="Avenir Next" w:hAnsi="Avenir Next" w:cs="Avenir Next" w:eastAsia="Avenir Next"/>
                       <w:color w:val="1A1A1A"/>
-                      <w:sz w:val="20"/>
+                      <w:sz w:val="22"/>
                       <w:szCs w:val="20"/>
                     </w:rPr>
                     <w:t xml:space="preserve"> = 5</w:t>
@@ -1362,7 +1363,7 @@
                       <w:rFonts w:ascii="Avenir Next" w:hAnsi="Avenir Next" w:cs="Avenir Next" w:eastAsia="Avenir Next"/>
                       <w:i/>
                       <w:color w:val="1A1A1A"/>
-                      <w:sz w:val="20"/>
+                      <w:sz w:val="22"/>
                       <w:szCs w:val="20"/>
                     </w:rPr>
                     <w:t xml:space="preserve">x</w:t>
@@ -1371,7 +1372,7 @@
                     <w:rPr>
                       <w:rFonts w:ascii="Avenir Next" w:hAnsi="Avenir Next" w:cs="Avenir Next" w:eastAsia="Avenir Next"/>
                       <w:color w:val="1A1A1A"/>
-                      <w:sz w:val="20"/>
+                      <w:sz w:val="22"/>
                       <w:szCs w:val="20"/>
                     </w:rPr>
                     <w:t xml:space="preserve">;  </w:t>
@@ -1381,7 +1382,7 @@
                       <w:rFonts w:ascii="Avenir Next" w:hAnsi="Avenir Next" w:cs="Avenir Next" w:eastAsia="Avenir Next"/>
                       <w:i/>
                       <w:color w:val="1A1A1A"/>
-                      <w:sz w:val="20"/>
+                      <w:sz w:val="22"/>
                       <w:szCs w:val="20"/>
                     </w:rPr>
                     <w:t xml:space="preserve">x</w:t>
@@ -1390,7 +1391,7 @@
                     <w:rPr>
                       <w:rFonts w:ascii="Avenir Next" w:hAnsi="Avenir Next" w:cs="Avenir Next" w:eastAsia="Avenir Next"/>
                       <w:color w:val="1A1A1A"/>
-                      <w:sz w:val="20"/>
+                      <w:sz w:val="22"/>
                       <w:szCs w:val="20"/>
                     </w:rPr>
                     <w:t xml:space="preserve"> = 12</w:t>
@@ -1434,18 +1435,18 @@
                       <w:rFonts w:ascii="Avenir Next" w:hAnsi="Avenir Next" w:cs="Avenir Next" w:eastAsia="Avenir Next"/>
                       <w:b/>
                       <w:color w:val="003A70"/>
+                      <w:sz w:val="22"/>
+                      <w:szCs w:val="20"/>
+                    </w:rPr>
+                    <w:t xml:space="preserve">b.</w:t>
+                  </w:r>
+                  <w:r>
+                    <w:rPr>
+                      <w:rFonts w:ascii="Avenir Next" w:hAnsi="Avenir Next" w:cs="Avenir Next" w:eastAsia="Avenir Next"/>
+                      <w:color w:val="1A1A1A"/>
                       <w:sz w:val="20"/>
                       <w:szCs w:val="20"/>
                     </w:rPr>
-                    <w:t xml:space="preserve">b.</w:t>
-                  </w:r>
-                  <w:r>
-                    <w:rPr>
-                      <w:rFonts w:ascii="Avenir Next" w:hAnsi="Avenir Next" w:cs="Avenir Next" w:eastAsia="Avenir Next"/>
-                      <w:color w:val="1A1A1A"/>
-                      <w:sz w:val="20"/>
-                      <w:szCs w:val="20"/>
-                    </w:rPr>
                     <w:tab/>
                   </w:r>
                   <w:r>
@@ -1453,7 +1454,7 @@
                       <w:rFonts w:ascii="Avenir Next" w:hAnsi="Avenir Next" w:cs="Avenir Next" w:eastAsia="Avenir Next"/>
                       <w:i/>
                       <w:color w:val="1A1A1A"/>
-                      <w:sz w:val="20"/>
+                      <w:sz w:val="22"/>
                       <w:szCs w:val="20"/>
                     </w:rPr>
                     <w:t xml:space="preserve">y</w:t>
@@ -1462,7 +1463,7 @@
                     <w:rPr>
                       <w:rFonts w:ascii="Avenir Next" w:hAnsi="Avenir Next" w:cs="Avenir Next" w:eastAsia="Avenir Next"/>
                       <w:color w:val="1A1A1A"/>
-                      <w:sz w:val="20"/>
+                      <w:sz w:val="22"/>
                       <w:szCs w:val="20"/>
                     </w:rPr>
                     <w:t xml:space="preserve"> = 2</w:t>
@@ -1472,7 +1473,7 @@
                       <w:rFonts w:ascii="Avenir Next" w:hAnsi="Avenir Next" w:cs="Avenir Next" w:eastAsia="Avenir Next"/>
                       <w:i/>
                       <w:color w:val="1A1A1A"/>
-                      <w:sz w:val="20"/>
+                      <w:sz w:val="22"/>
                       <w:szCs w:val="20"/>
                     </w:rPr>
                     <w:t xml:space="preserve">x</w:t>
@@ -1481,7 +1482,7 @@
                     <w:rPr>
                       <w:rFonts w:ascii="Avenir Next" w:hAnsi="Avenir Next" w:cs="Avenir Next" w:eastAsia="Avenir Next"/>
                       <w:color w:val="1A1A1A"/>
-                      <w:sz w:val="20"/>
+                      <w:sz w:val="22"/>
                       <w:szCs w:val="20"/>
                     </w:rPr>
                     <w:t xml:space="preserve"> + 9;  </w:t>
@@ -1491,7 +1492,7 @@
                       <w:rFonts w:ascii="Avenir Next" w:hAnsi="Avenir Next" w:cs="Avenir Next" w:eastAsia="Avenir Next"/>
                       <w:i/>
                       <w:color w:val="1A1A1A"/>
-                      <w:sz w:val="20"/>
+                      <w:sz w:val="22"/>
                       <w:szCs w:val="20"/>
                     </w:rPr>
                     <w:t xml:space="preserve">x</w:t>
@@ -1500,7 +1501,7 @@
                     <w:rPr>
                       <w:rFonts w:ascii="Avenir Next" w:hAnsi="Avenir Next" w:cs="Avenir Next" w:eastAsia="Avenir Next"/>
                       <w:color w:val="1A1A1A"/>
-                      <w:sz w:val="20"/>
+                      <w:sz w:val="22"/>
                       <w:szCs w:val="20"/>
                     </w:rPr>
                     <w:t xml:space="preserve"> = 7</w:t>
@@ -1593,18 +1594,18 @@
                 <w:rFonts w:ascii="Avenir Next" w:hAnsi="Avenir Next" w:cs="Avenir Next" w:eastAsia="Avenir Next"/>
                 <w:b/>
                 <w:color w:val="1A1A1A"/>
+                <w:sz w:val="22"/>
+                <w:szCs w:val="20"/>
+              </w:rPr>
+              <w:t xml:space="preserve">2.</w:t>
+            </w:r>
+            <w:r>
+              <w:rPr>
+                <w:rFonts w:ascii="Avenir Next" w:hAnsi="Avenir Next" w:cs="Avenir Next" w:eastAsia="Avenir Next"/>
+                <w:color w:val="1A1A1A"/>
                 <w:sz w:val="20"/>
                 <w:szCs w:val="20"/>
               </w:rPr>
-              <w:t xml:space="preserve">2.</w:t>
-            </w:r>
-            <w:r>
-              <w:rPr>
-                <w:rFonts w:ascii="Avenir Next" w:hAnsi="Avenir Next" w:cs="Avenir Next" w:eastAsia="Avenir Next"/>
-                <w:color w:val="1A1A1A"/>
-                <w:sz w:val="20"/>
-                <w:szCs w:val="20"/>
-              </w:rPr>
               <w:tab/>
             </w:r>
             <w:r>
@@ -1612,7 +1613,7 @@
                 <w:rFonts w:ascii="Avenir Next" w:hAnsi="Avenir Next" w:cs="Avenir Next" w:eastAsia="Avenir Next"/>
                 <w:b/>
                 <w:color w:val="1A1A1A"/>
-                <w:sz w:val="20"/>
+                <w:sz w:val="22"/>
                 <w:szCs w:val="20"/>
               </w:rPr>
               <w:t xml:space="preserve">Packing Boxes.  </w:t>
@@ -1621,7 +1622,7 @@
               <w:rPr>
                 <w:rFonts w:ascii="Avenir Next" w:hAnsi="Avenir Next" w:cs="Avenir Next" w:eastAsia="Avenir Next"/>
                 <w:color w:val="1A1A1A"/>
-                <w:sz w:val="20"/>
+                <w:sz w:val="22"/>
                 <w:szCs w:val="20"/>
               </w:rPr>
               <w:t xml:space="preserve">A machine seals 14 boxes every minute: </w:t>
@@ -1631,7 +1632,7 @@
                 <w:rFonts w:ascii="Avenir Next" w:hAnsi="Avenir Next" w:cs="Avenir Next" w:eastAsia="Avenir Next"/>
                 <w:i/>
                 <w:color w:val="1A1A1A"/>
-                <w:sz w:val="20"/>
+                <w:sz w:val="22"/>
                 <w:szCs w:val="20"/>
               </w:rPr>
               <w:t xml:space="preserve">b</w:t>
@@ -1640,7 +1641,7 @@
               <w:rPr>
                 <w:rFonts w:ascii="Avenir Next" w:hAnsi="Avenir Next" w:cs="Avenir Next" w:eastAsia="Avenir Next"/>
                 <w:color w:val="1A1A1A"/>
-                <w:sz w:val="20"/>
+                <w:sz w:val="22"/>
                 <w:szCs w:val="20"/>
               </w:rPr>
               <w:t xml:space="preserve"> = 14</w:t>
@@ -1650,7 +1651,7 @@
                 <w:rFonts w:ascii="Avenir Next" w:hAnsi="Avenir Next" w:cs="Avenir Next" w:eastAsia="Avenir Next"/>
                 <w:i/>
                 <w:color w:val="1A1A1A"/>
-                <w:sz w:val="20"/>
+                <w:sz w:val="22"/>
                 <w:szCs w:val="20"/>
               </w:rPr>
               <w:t xml:space="preserve">m</w:t>
@@ -1659,7 +1660,7 @@
               <w:rPr>
                 <w:rFonts w:ascii="Avenir Next" w:hAnsi="Avenir Next" w:cs="Avenir Next" w:eastAsia="Avenir Next"/>
                 <w:color w:val="1A1A1A"/>
-                <w:sz w:val="20"/>
+                <w:sz w:val="22"/>
                 <w:szCs w:val="20"/>
               </w:rPr>
               <w:t xml:space="preserve">. How many boxes does it seal in 35 minutes?</w:t>
@@ -1736,25 +1737,25 @@
                 <w:rFonts w:ascii="Avenir Next" w:hAnsi="Avenir Next" w:cs="Avenir Next" w:eastAsia="Avenir Next"/>
                 <w:b/>
                 <w:color w:val="1A1A1A"/>
+                <w:sz w:val="22"/>
+                <w:szCs w:val="18"/>
+              </w:rPr>
+              <w:t xml:space="preserve">Answer</w:t>
+            </w:r>
+            <w:r>
+              <w:rPr>
+                <w:rFonts w:ascii="Avenir Next" w:hAnsi="Avenir Next" w:cs="Avenir Next" w:eastAsia="Avenir Next"/>
+                <w:color w:val="1A1A1A"/>
                 <w:sz w:val="18"/>
                 <w:szCs w:val="18"/>
               </w:rPr>
-              <w:t xml:space="preserve">Answer</w:t>
-            </w:r>
-            <w:r>
-              <w:rPr>
-                <w:rFonts w:ascii="Avenir Next" w:hAnsi="Avenir Next" w:cs="Avenir Next" w:eastAsia="Avenir Next"/>
-                <w:color w:val="1A1A1A"/>
-                <w:sz w:val="18"/>
-                <w:szCs w:val="18"/>
-              </w:rPr>
               <w:tab/>
             </w:r>
             <w:r>
               <w:rPr>
                 <w:rFonts w:ascii="Avenir Next" w:hAnsi="Avenir Next" w:cs="Avenir Next" w:eastAsia="Avenir Next"/>
                 <w:color w:val="1A1A1A"/>
-                <w:sz w:val="18"/>
+                <w:sz w:val="22"/>
                 <w:szCs w:val="18"/>
               </w:rPr>
               <w:t xml:space="preserve">  boxes</w:t>
@@ -1820,25 +1821,25 @@
                 <w:rFonts w:ascii="Avenir Next" w:hAnsi="Avenir Next" w:cs="Avenir Next" w:eastAsia="Avenir Next"/>
                 <w:b/>
                 <w:color w:val="1A1A1A"/>
+                <w:sz w:val="22"/>
+                <w:szCs w:val="20"/>
+              </w:rPr>
+              <w:t xml:space="preserve">3.</w:t>
+            </w:r>
+            <w:r>
+              <w:rPr>
+                <w:rFonts w:ascii="Avenir Next" w:hAnsi="Avenir Next" w:cs="Avenir Next" w:eastAsia="Avenir Next"/>
+                <w:color w:val="1A1A1A"/>
                 <w:sz w:val="20"/>
                 <w:szCs w:val="20"/>
               </w:rPr>
-              <w:t xml:space="preserve">3.</w:t>
-            </w:r>
-            <w:r>
-              <w:rPr>
-                <w:rFonts w:ascii="Avenir Next" w:hAnsi="Avenir Next" w:cs="Avenir Next" w:eastAsia="Avenir Next"/>
-                <w:color w:val="1A1A1A"/>
-                <w:sz w:val="20"/>
-                <w:szCs w:val="20"/>
-              </w:rPr>
               <w:tab/>
             </w:r>
             <w:r>
               <w:rPr>
                 <w:rFonts w:ascii="Avenir Next" w:hAnsi="Avenir Next" w:cs="Avenir Next" w:eastAsia="Avenir Next"/>
                 <w:color w:val="1A1A1A"/>
-                <w:sz w:val="20"/>
+                <w:sz w:val="22"/>
                 <w:szCs w:val="20"/>
               </w:rPr>
               <w:t xml:space="preserve">For </w:t>
@@ -1848,7 +1849,7 @@
                 <w:rFonts w:ascii="Avenir Next" w:hAnsi="Avenir Next" w:cs="Avenir Next" w:eastAsia="Avenir Next"/>
                 <w:i/>
                 <w:color w:val="1A1A1A"/>
-                <w:sz w:val="20"/>
+                <w:sz w:val="22"/>
                 <w:szCs w:val="20"/>
               </w:rPr>
               <w:t xml:space="preserve">y</w:t>
@@ -1857,7 +1858,7 @@
               <w:rPr>
                 <w:rFonts w:ascii="Avenir Next" w:hAnsi="Avenir Next" w:cs="Avenir Next" w:eastAsia="Avenir Next"/>
                 <w:color w:val="1A1A1A"/>
-                <w:sz w:val="20"/>
+                <w:sz w:val="22"/>
                 <w:szCs w:val="20"/>
               </w:rPr>
               <w:t xml:space="preserve"> = 3</w:t>
@@ -1867,7 +1868,7 @@
                 <w:rFonts w:ascii="Avenir Next" w:hAnsi="Avenir Next" w:cs="Avenir Next" w:eastAsia="Avenir Next"/>
                 <w:i/>
                 <w:color w:val="1A1A1A"/>
-                <w:sz w:val="20"/>
+                <w:sz w:val="22"/>
                 <w:szCs w:val="20"/>
               </w:rPr>
               <w:t xml:space="preserve">x</w:t>
@@ -1876,7 +1877,7 @@
               <w:rPr>
                 <w:rFonts w:ascii="Avenir Next" w:hAnsi="Avenir Next" w:cs="Avenir Next" w:eastAsia="Avenir Next"/>
                 <w:color w:val="1A1A1A"/>
-                <w:sz w:val="20"/>
+                <w:sz w:val="22"/>
                 <w:szCs w:val="20"/>
               </w:rPr>
               <w:t xml:space="preserve"> + 4, find </w:t>
@@ -1886,7 +1887,7 @@
                 <w:rFonts w:ascii="Avenir Next" w:hAnsi="Avenir Next" w:cs="Avenir Next" w:eastAsia="Avenir Next"/>
                 <w:i/>
                 <w:color w:val="1A1A1A"/>
-                <w:sz w:val="20"/>
+                <w:sz w:val="22"/>
                 <w:szCs w:val="20"/>
               </w:rPr>
               <w:t xml:space="preserve">y</w:t>
@@ -1895,7 +1896,7 @@
               <w:rPr>
                 <w:rFonts w:ascii="Avenir Next" w:hAnsi="Avenir Next" w:cs="Avenir Next" w:eastAsia="Avenir Next"/>
                 <w:color w:val="1A1A1A"/>
-                <w:sz w:val="20"/>
+                <w:sz w:val="22"/>
                 <w:szCs w:val="20"/>
               </w:rPr>
               <w:t xml:space="preserve"> when </w:t>
@@ -1905,7 +1906,7 @@
                 <w:rFonts w:ascii="Avenir Next" w:hAnsi="Avenir Next" w:cs="Avenir Next" w:eastAsia="Avenir Next"/>
                 <w:i/>
                 <w:color w:val="1A1A1A"/>
-                <w:sz w:val="20"/>
+                <w:sz w:val="22"/>
                 <w:szCs w:val="20"/>
               </w:rPr>
               <w:t xml:space="preserve">x</w:t>
@@ -1914,7 +1915,7 @@
               <w:rPr>
                 <w:rFonts w:ascii="Avenir Next" w:hAnsi="Avenir Next" w:cs="Avenir Next" w:eastAsia="Avenir Next"/>
                 <w:color w:val="1A1A1A"/>
-                <w:sz w:val="20"/>
+                <w:sz w:val="22"/>
                 <w:szCs w:val="20"/>
               </w:rPr>
               <w:t xml:space="preserve"> = 6.</w:t>
@@ -1970,25 +1971,25 @@
                       <w:rFonts w:ascii="Avenir Next" w:hAnsi="Avenir Next" w:cs="Avenir Next" w:eastAsia="Avenir Next"/>
                       <w:b/>
                       <w:color w:val="003A70"/>
+                      <w:sz w:val="22"/>
+                      <w:szCs w:val="19"/>
+                    </w:rPr>
+                    <w:t xml:space="preserve">A</w:t>
+                  </w:r>
+                  <w:r>
+                    <w:rPr>
+                      <w:rFonts w:ascii="Avenir Next" w:hAnsi="Avenir Next" w:cs="Avenir Next" w:eastAsia="Avenir Next"/>
+                      <w:color w:val="1A1A1A"/>
                       <w:sz w:val="19"/>
                       <w:szCs w:val="19"/>
                     </w:rPr>
-                    <w:t xml:space="preserve">A</w:t>
-                  </w:r>
-                  <w:r>
-                    <w:rPr>
-                      <w:rFonts w:ascii="Avenir Next" w:hAnsi="Avenir Next" w:cs="Avenir Next" w:eastAsia="Avenir Next"/>
-                      <w:color w:val="1A1A1A"/>
-                      <w:sz w:val="19"/>
-                      <w:szCs w:val="19"/>
-                    </w:rPr>
                     <w:tab/>
                   </w:r>
                   <w:r>
                     <w:rPr>
                       <w:rFonts w:ascii="Avenir Next" w:hAnsi="Avenir Next" w:cs="Avenir Next" w:eastAsia="Avenir Next"/>
                       <w:color w:val="1A1A1A"/>
-                      <w:sz w:val="19"/>
+                      <w:sz w:val="22"/>
                       <w:szCs w:val="19"/>
                     </w:rPr>
                     <w:t xml:space="preserve">13</w:t>
@@ -2013,25 +2014,25 @@
                       <w:rFonts w:ascii="Avenir Next" w:hAnsi="Avenir Next" w:cs="Avenir Next" w:eastAsia="Avenir Next"/>
                       <w:b/>
                       <w:color w:val="003A70"/>
+                      <w:sz w:val="22"/>
+                      <w:szCs w:val="19"/>
+                    </w:rPr>
+                    <w:t xml:space="preserve">B</w:t>
+                  </w:r>
+                  <w:r>
+                    <w:rPr>
+                      <w:rFonts w:ascii="Avenir Next" w:hAnsi="Avenir Next" w:cs="Avenir Next" w:eastAsia="Avenir Next"/>
+                      <w:color w:val="1A1A1A"/>
                       <w:sz w:val="19"/>
                       <w:szCs w:val="19"/>
                     </w:rPr>
-                    <w:t xml:space="preserve">B</w:t>
-                  </w:r>
-                  <w:r>
-                    <w:rPr>
-                      <w:rFonts w:ascii="Avenir Next" w:hAnsi="Avenir Next" w:cs="Avenir Next" w:eastAsia="Avenir Next"/>
-                      <w:color w:val="1A1A1A"/>
-                      <w:sz w:val="19"/>
-                      <w:szCs w:val="19"/>
-                    </w:rPr>
                     <w:tab/>
                   </w:r>
                   <w:r>
                     <w:rPr>
                       <w:rFonts w:ascii="Avenir Next" w:hAnsi="Avenir Next" w:cs="Avenir Next" w:eastAsia="Avenir Next"/>
                       <w:color w:val="1A1A1A"/>
-                      <w:sz w:val="19"/>
+                      <w:sz w:val="22"/>
                       <w:szCs w:val="19"/>
                     </w:rPr>
                     <w:t xml:space="preserve">22</w:t>
@@ -2056,25 +2057,25 @@
                       <w:rFonts w:ascii="Avenir Next" w:hAnsi="Avenir Next" w:cs="Avenir Next" w:eastAsia="Avenir Next"/>
                       <w:b/>
                       <w:color w:val="003A70"/>
+                      <w:sz w:val="22"/>
+                      <w:szCs w:val="19"/>
+                    </w:rPr>
+                    <w:t xml:space="preserve">C</w:t>
+                  </w:r>
+                  <w:r>
+                    <w:rPr>
+                      <w:rFonts w:ascii="Avenir Next" w:hAnsi="Avenir Next" w:cs="Avenir Next" w:eastAsia="Avenir Next"/>
+                      <w:color w:val="1A1A1A"/>
                       <w:sz w:val="19"/>
                       <w:szCs w:val="19"/>
                     </w:rPr>
-                    <w:t xml:space="preserve">C</w:t>
-                  </w:r>
-                  <w:r>
-                    <w:rPr>
-                      <w:rFonts w:ascii="Avenir Next" w:hAnsi="Avenir Next" w:cs="Avenir Next" w:eastAsia="Avenir Next"/>
-                      <w:color w:val="1A1A1A"/>
-                      <w:sz w:val="19"/>
-                      <w:szCs w:val="19"/>
-                    </w:rPr>
                     <w:tab/>
                   </w:r>
                   <w:r>
                     <w:rPr>
                       <w:rFonts w:ascii="Avenir Next" w:hAnsi="Avenir Next" w:cs="Avenir Next" w:eastAsia="Avenir Next"/>
                       <w:color w:val="1A1A1A"/>
-                      <w:sz w:val="19"/>
+                      <w:sz w:val="22"/>
                       <w:szCs w:val="19"/>
                     </w:rPr>
                     <w:t xml:space="preserve">42</w:t>
@@ -2099,25 +2100,25 @@
                       <w:rFonts w:ascii="Avenir Next" w:hAnsi="Avenir Next" w:cs="Avenir Next" w:eastAsia="Avenir Next"/>
                       <w:b/>
                       <w:color w:val="003A70"/>
+                      <w:sz w:val="22"/>
+                      <w:szCs w:val="19"/>
+                    </w:rPr>
+                    <w:t xml:space="preserve">D</w:t>
+                  </w:r>
+                  <w:r>
+                    <w:rPr>
+                      <w:rFonts w:ascii="Avenir Next" w:hAnsi="Avenir Next" w:cs="Avenir Next" w:eastAsia="Avenir Next"/>
+                      <w:color w:val="1A1A1A"/>
                       <w:sz w:val="19"/>
                       <w:szCs w:val="19"/>
                     </w:rPr>
-                    <w:t xml:space="preserve">D</w:t>
-                  </w:r>
-                  <w:r>
-                    <w:rPr>
-                      <w:rFonts w:ascii="Avenir Next" w:hAnsi="Avenir Next" w:cs="Avenir Next" w:eastAsia="Avenir Next"/>
-                      <w:color w:val="1A1A1A"/>
-                      <w:sz w:val="19"/>
-                      <w:szCs w:val="19"/>
-                    </w:rPr>
                     <w:tab/>
                   </w:r>
                   <w:r>
                     <w:rPr>
                       <w:rFonts w:ascii="Avenir Next" w:hAnsi="Avenir Next" w:cs="Avenir Next" w:eastAsia="Avenir Next"/>
                       <w:color w:val="1A1A1A"/>
-                      <w:sz w:val="19"/>
+                      <w:sz w:val="22"/>
                       <w:szCs w:val="19"/>
                     </w:rPr>
                     <w:t xml:space="preserve">30</w:t>
@@ -2167,7 +2168,7 @@
         <w:rPr>
           <w:rFonts w:ascii="Avenir Next" w:hAnsi="Avenir Next" w:cs="Avenir Next" w:eastAsia="Avenir Next"/>
           <w:color w:val="1A1A1A"/>
-          <w:sz w:val="17"/>
+          <w:sz w:val="22"/>
           <w:szCs w:val="17"/>
         </w:rPr>
         <w:t xml:space="preserve">  I got it</w:t>
@@ -2185,7 +2186,7 @@
         <w:rPr>
           <w:rFonts w:ascii="Avenir Next" w:hAnsi="Avenir Next" w:cs="Avenir Next" w:eastAsia="Avenir Next"/>
           <w:color w:val="1A1A1A"/>
-          <w:sz w:val="17"/>
+          <w:sz w:val="22"/>
           <w:szCs w:val="17"/>
         </w:rPr>
         <w:t xml:space="preserve">  Almost</w:t>
@@ -2203,7 +2204,7 @@
         <w:rPr>
           <w:rFonts w:ascii="Avenir Next" w:hAnsi="Avenir Next" w:cs="Avenir Next" w:eastAsia="Avenir Next"/>
           <w:color w:val="1A1A1A"/>
-          <w:sz w:val="17"/>
+          <w:sz w:val="22"/>
           <w:szCs w:val="17"/>
         </w:rPr>
         <w:t xml:space="preserve">  I need help</w:t>
@@ -2242,7 +2243,7 @@
         <w:rPr>
           <w:rFonts w:ascii="Avenir Next" w:hAnsi="Avenir Next" w:cs="Avenir Next" w:eastAsia="Avenir Next"/>
           <w:color w:val="1A1A1A"/>
-          <w:sz w:val="18"/>
+          <w:sz w:val="22"/>
           <w:szCs w:val="18"/>
         </w:rPr>
         <w:t xml:space="preserve">Name</w:t>
@@ -2327,25 +2328,25 @@
                 <w:rFonts w:ascii="Avenir Next" w:hAnsi="Avenir Next" w:cs="Avenir Next" w:eastAsia="Avenir Next"/>
                 <w:b/>
                 <w:color w:val="1A1A1A"/>
+                <w:sz w:val="22"/>
+                <w:szCs w:val="20"/>
+              </w:rPr>
+              <w:t xml:space="preserve">1.</w:t>
+            </w:r>
+            <w:r>
+              <w:rPr>
+                <w:rFonts w:ascii="Avenir Next" w:hAnsi="Avenir Next" w:cs="Avenir Next" w:eastAsia="Avenir Next"/>
+                <w:color w:val="1A1A1A"/>
                 <w:sz w:val="20"/>
                 <w:szCs w:val="20"/>
               </w:rPr>
-              <w:t xml:space="preserve">1.</w:t>
-            </w:r>
-            <w:r>
-              <w:rPr>
-                <w:rFonts w:ascii="Avenir Next" w:hAnsi="Avenir Next" w:cs="Avenir Next" w:eastAsia="Avenir Next"/>
-                <w:color w:val="1A1A1A"/>
-                <w:sz w:val="20"/>
-                <w:szCs w:val="20"/>
-              </w:rPr>
               <w:tab/>
             </w:r>
             <w:r>
               <w:rPr>
                 <w:rFonts w:ascii="Avenir Next" w:hAnsi="Avenir Next" w:cs="Avenir Next" w:eastAsia="Avenir Next"/>
                 <w:color w:val="1A1A1A"/>
-                <w:sz w:val="20"/>
+                <w:sz w:val="22"/>
                 <w:szCs w:val="20"/>
               </w:rPr>
               <w:t xml:space="preserve">Solve for </w:t>
@@ -2355,7 +2356,7 @@
                 <w:rFonts w:ascii="Avenir Next" w:hAnsi="Avenir Next" w:cs="Avenir Next" w:eastAsia="Avenir Next"/>
                 <w:i/>
                 <w:color w:val="1A1A1A"/>
-                <w:sz w:val="20"/>
+                <w:sz w:val="22"/>
                 <w:szCs w:val="20"/>
               </w:rPr>
               <w:t xml:space="preserve">n</w:t>
@@ -2364,7 +2365,7 @@
               <w:rPr>
                 <w:rFonts w:ascii="Avenir Next" w:hAnsi="Avenir Next" w:cs="Avenir Next" w:eastAsia="Avenir Next"/>
                 <w:color w:val="1A1A1A"/>
-                <w:sz w:val="20"/>
+                <w:sz w:val="22"/>
                 <w:szCs w:val="20"/>
               </w:rPr>
               <w:t xml:space="preserve">.</w:t>
@@ -2419,25 +2420,25 @@
                       <w:rFonts w:ascii="Avenir Next" w:hAnsi="Avenir Next" w:cs="Avenir Next" w:eastAsia="Avenir Next"/>
                       <w:b/>
                       <w:color w:val="003A70"/>
+                      <w:sz w:val="22"/>
+                      <w:szCs w:val="20"/>
+                    </w:rPr>
+                    <w:t xml:space="preserve">a.</w:t>
+                  </w:r>
+                  <w:r>
+                    <w:rPr>
+                      <w:rFonts w:ascii="Avenir Next" w:hAnsi="Avenir Next" w:cs="Avenir Next" w:eastAsia="Avenir Next"/>
+                      <w:color w:val="1A1A1A"/>
                       <w:sz w:val="20"/>
                       <w:szCs w:val="20"/>
                     </w:rPr>
-                    <w:t xml:space="preserve">a.</w:t>
-                  </w:r>
-                  <w:r>
-                    <w:rPr>
-                      <w:rFonts w:ascii="Avenir Next" w:hAnsi="Avenir Next" w:cs="Avenir Next" w:eastAsia="Avenir Next"/>
-                      <w:color w:val="1A1A1A"/>
-                      <w:sz w:val="20"/>
-                      <w:szCs w:val="20"/>
-                    </w:rPr>
                     <w:tab/>
                   </w:r>
                   <w:r>
                     <w:rPr>
                       <w:rFonts w:ascii="Avenir Next" w:hAnsi="Avenir Next" w:cs="Avenir Next" w:eastAsia="Avenir Next"/>
                       <w:color w:val="1A1A1A"/>
-                      <w:sz w:val="20"/>
+                      <w:sz w:val="22"/>
                       <w:szCs w:val="20"/>
                     </w:rPr>
                     <w:t xml:space="preserve">7</w:t>
@@ -2447,7 +2448,7 @@
                       <w:rFonts w:ascii="Avenir Next" w:hAnsi="Avenir Next" w:cs="Avenir Next" w:eastAsia="Avenir Next"/>
                       <w:i/>
                       <w:color w:val="1A1A1A"/>
-                      <w:sz w:val="20"/>
+                      <w:sz w:val="22"/>
                       <w:szCs w:val="20"/>
                     </w:rPr>
                     <w:t xml:space="preserve">n</w:t>
@@ -2456,7 +2457,7 @@
                     <w:rPr>
                       <w:rFonts w:ascii="Avenir Next" w:hAnsi="Avenir Next" w:cs="Avenir Next" w:eastAsia="Avenir Next"/>
                       <w:color w:val="1A1A1A"/>
-                      <w:sz w:val="20"/>
+                      <w:sz w:val="22"/>
                       <w:szCs w:val="20"/>
                     </w:rPr>
                     <w:t xml:space="preserve"> = 84</w:t>
@@ -2500,25 +2501,25 @@
                       <w:rFonts w:ascii="Avenir Next" w:hAnsi="Avenir Next" w:cs="Avenir Next" w:eastAsia="Avenir Next"/>
                       <w:b/>
                       <w:color w:val="003A70"/>
+                      <w:sz w:val="22"/>
+                      <w:szCs w:val="20"/>
+                    </w:rPr>
+                    <w:t xml:space="preserve">b.</w:t>
+                  </w:r>
+                  <w:r>
+                    <w:rPr>
+                      <w:rFonts w:ascii="Avenir Next" w:hAnsi="Avenir Next" w:cs="Avenir Next" w:eastAsia="Avenir Next"/>
+                      <w:color w:val="1A1A1A"/>
                       <w:sz w:val="20"/>
                       <w:szCs w:val="20"/>
                     </w:rPr>
-                    <w:t xml:space="preserve">b.</w:t>
-                  </w:r>
-                  <w:r>
-                    <w:rPr>
-                      <w:rFonts w:ascii="Avenir Next" w:hAnsi="Avenir Next" w:cs="Avenir Next" w:eastAsia="Avenir Next"/>
-                      <w:color w:val="1A1A1A"/>
-                      <w:sz w:val="20"/>
-                      <w:szCs w:val="20"/>
-                    </w:rPr>
                     <w:tab/>
                   </w:r>
                   <w:r>
                     <w:rPr>
                       <w:rFonts w:ascii="Avenir Next" w:hAnsi="Avenir Next" w:cs="Avenir Next" w:eastAsia="Avenir Next"/>
                       <w:color w:val="1A1A1A"/>
-                      <w:sz w:val="20"/>
+                      <w:sz w:val="22"/>
                       <w:szCs w:val="20"/>
                     </w:rPr>
                     <w:t xml:space="preserve">2</w:t>
@@ -2528,7 +2529,7 @@
                       <w:rFonts w:ascii="Avenir Next" w:hAnsi="Avenir Next" w:cs="Avenir Next" w:eastAsia="Avenir Next"/>
                       <w:i/>
                       <w:color w:val="1A1A1A"/>
-                      <w:sz w:val="20"/>
+                      <w:sz w:val="22"/>
                       <w:szCs w:val="20"/>
                     </w:rPr>
                     <w:t xml:space="preserve">n</w:t>
@@ -2537,7 +2538,7 @@
                     <w:rPr>
                       <w:rFonts w:ascii="Avenir Next" w:hAnsi="Avenir Next" w:cs="Avenir Next" w:eastAsia="Avenir Next"/>
                       <w:color w:val="1A1A1A"/>
-                      <w:sz w:val="20"/>
+                      <w:sz w:val="22"/>
                       <w:szCs w:val="20"/>
                     </w:rPr>
                     <w:t xml:space="preserve"> + 9 = 31</w:t>
@@ -2630,18 +2631,18 @@
                 <w:rFonts w:ascii="Avenir Next" w:hAnsi="Avenir Next" w:cs="Avenir Next" w:eastAsia="Avenir Next"/>
                 <w:b/>
                 <w:color w:val="1A1A1A"/>
+                <w:sz w:val="22"/>
+                <w:szCs w:val="20"/>
+              </w:rPr>
+              <w:t xml:space="preserve">2.</w:t>
+            </w:r>
+            <w:r>
+              <w:rPr>
+                <w:rFonts w:ascii="Avenir Next" w:hAnsi="Avenir Next" w:cs="Avenir Next" w:eastAsia="Avenir Next"/>
+                <w:color w:val="1A1A1A"/>
                 <w:sz w:val="20"/>
                 <w:szCs w:val="20"/>
               </w:rPr>
-              <w:t xml:space="preserve">2.</w:t>
-            </w:r>
-            <w:r>
-              <w:rPr>
-                <w:rFonts w:ascii="Avenir Next" w:hAnsi="Avenir Next" w:cs="Avenir Next" w:eastAsia="Avenir Next"/>
-                <w:color w:val="1A1A1A"/>
-                <w:sz w:val="20"/>
-                <w:szCs w:val="20"/>
-              </w:rPr>
               <w:tab/>
             </w:r>
             <w:r>
@@ -2649,7 +2650,7 @@
                 <w:rFonts w:ascii="Avenir Next" w:hAnsi="Avenir Next" w:cs="Avenir Next" w:eastAsia="Avenir Next"/>
                 <w:b/>
                 <w:color w:val="1A1A1A"/>
-                <w:sz w:val="20"/>
+                <w:sz w:val="22"/>
                 <w:szCs w:val="20"/>
               </w:rPr>
               <w:t xml:space="preserve">Car Wash Goal.  </w:t>
@@ -2658,7 +2659,7 @@
               <w:rPr>
                 <w:rFonts w:ascii="Avenir Next" w:hAnsi="Avenir Next" w:cs="Avenir Next" w:eastAsia="Avenir Next"/>
                 <w:color w:val="1A1A1A"/>
-                <w:sz w:val="20"/>
+                <w:sz w:val="22"/>
                 <w:szCs w:val="20"/>
               </w:rPr>
               <w:t xml:space="preserve">A student council charges $11 for each car it washes. It wants to raise $528. How many cars must it wash?</w:t>
@@ -2735,25 +2736,25 @@
                 <w:rFonts w:ascii="Avenir Next" w:hAnsi="Avenir Next" w:cs="Avenir Next" w:eastAsia="Avenir Next"/>
                 <w:b/>
                 <w:color w:val="1A1A1A"/>
+                <w:sz w:val="22"/>
+                <w:szCs w:val="18"/>
+              </w:rPr>
+              <w:t xml:space="preserve">Answer</w:t>
+            </w:r>
+            <w:r>
+              <w:rPr>
+                <w:rFonts w:ascii="Avenir Next" w:hAnsi="Avenir Next" w:cs="Avenir Next" w:eastAsia="Avenir Next"/>
+                <w:color w:val="1A1A1A"/>
                 <w:sz w:val="18"/>
                 <w:szCs w:val="18"/>
               </w:rPr>
-              <w:t xml:space="preserve">Answer</w:t>
-            </w:r>
-            <w:r>
-              <w:rPr>
-                <w:rFonts w:ascii="Avenir Next" w:hAnsi="Avenir Next" w:cs="Avenir Next" w:eastAsia="Avenir Next"/>
-                <w:color w:val="1A1A1A"/>
-                <w:sz w:val="18"/>
-                <w:szCs w:val="18"/>
-              </w:rPr>
               <w:tab/>
             </w:r>
             <w:r>
               <w:rPr>
                 <w:rFonts w:ascii="Avenir Next" w:hAnsi="Avenir Next" w:cs="Avenir Next" w:eastAsia="Avenir Next"/>
                 <w:color w:val="1A1A1A"/>
-                <w:sz w:val="18"/>
+                <w:sz w:val="22"/>
                 <w:szCs w:val="18"/>
               </w:rPr>
               <w:t xml:space="preserve">  cars</w:t>
@@ -2819,25 +2820,25 @@
                 <w:rFonts w:ascii="Avenir Next" w:hAnsi="Avenir Next" w:cs="Avenir Next" w:eastAsia="Avenir Next"/>
                 <w:b/>
                 <w:color w:val="1A1A1A"/>
+                <w:sz w:val="22"/>
+                <w:szCs w:val="20"/>
+              </w:rPr>
+              <w:t xml:space="preserve">3.</w:t>
+            </w:r>
+            <w:r>
+              <w:rPr>
+                <w:rFonts w:ascii="Avenir Next" w:hAnsi="Avenir Next" w:cs="Avenir Next" w:eastAsia="Avenir Next"/>
+                <w:color w:val="1A1A1A"/>
                 <w:sz w:val="20"/>
                 <w:szCs w:val="20"/>
               </w:rPr>
-              <w:t xml:space="preserve">3.</w:t>
-            </w:r>
-            <w:r>
-              <w:rPr>
-                <w:rFonts w:ascii="Avenir Next" w:hAnsi="Avenir Next" w:cs="Avenir Next" w:eastAsia="Avenir Next"/>
-                <w:color w:val="1A1A1A"/>
-                <w:sz w:val="20"/>
-                <w:szCs w:val="20"/>
-              </w:rPr>
               <w:tab/>
             </w:r>
             <w:r>
               <w:rPr>
                 <w:rFonts w:ascii="Avenir Next" w:hAnsi="Avenir Next" w:cs="Avenir Next" w:eastAsia="Avenir Next"/>
                 <w:color w:val="1A1A1A"/>
-                <w:sz w:val="20"/>
+                <w:sz w:val="22"/>
                 <w:szCs w:val="20"/>
               </w:rPr>
               <w:t xml:space="preserve">To work backward in 4</w:t>
@@ -2847,7 +2848,7 @@
                 <w:rFonts w:ascii="Avenir Next" w:hAnsi="Avenir Next" w:cs="Avenir Next" w:eastAsia="Avenir Next"/>
                 <w:i/>
                 <w:color w:val="1A1A1A"/>
-                <w:sz w:val="20"/>
+                <w:sz w:val="22"/>
                 <w:szCs w:val="20"/>
               </w:rPr>
               <w:t xml:space="preserve">x</w:t>
@@ -2856,7 +2857,7 @@
               <w:rPr>
                 <w:rFonts w:ascii="Avenir Next" w:hAnsi="Avenir Next" w:cs="Avenir Next" w:eastAsia="Avenir Next"/>
                 <w:color w:val="1A1A1A"/>
-                <w:sz w:val="20"/>
+                <w:sz w:val="22"/>
                 <w:szCs w:val="20"/>
               </w:rPr>
               <w:t xml:space="preserve"> + 6 = 30, you undo the + 6 by —</w:t>
@@ -2912,25 +2913,25 @@
                       <w:rFonts w:ascii="Avenir Next" w:hAnsi="Avenir Next" w:cs="Avenir Next" w:eastAsia="Avenir Next"/>
                       <w:b/>
                       <w:color w:val="003A70"/>
+                      <w:sz w:val="22"/>
+                      <w:szCs w:val="19"/>
+                    </w:rPr>
+                    <w:t xml:space="preserve">A</w:t>
+                  </w:r>
+                  <w:r>
+                    <w:rPr>
+                      <w:rFonts w:ascii="Avenir Next" w:hAnsi="Avenir Next" w:cs="Avenir Next" w:eastAsia="Avenir Next"/>
+                      <w:color w:val="1A1A1A"/>
                       <w:sz w:val="19"/>
                       <w:szCs w:val="19"/>
                     </w:rPr>
-                    <w:t xml:space="preserve">A</w:t>
-                  </w:r>
-                  <w:r>
-                    <w:rPr>
-                      <w:rFonts w:ascii="Avenir Next" w:hAnsi="Avenir Next" w:cs="Avenir Next" w:eastAsia="Avenir Next"/>
-                      <w:color w:val="1A1A1A"/>
-                      <w:sz w:val="19"/>
-                      <w:szCs w:val="19"/>
-                    </w:rPr>
                     <w:tab/>
                   </w:r>
                   <w:r>
                     <w:rPr>
                       <w:rFonts w:ascii="Avenir Next" w:hAnsi="Avenir Next" w:cs="Avenir Next" w:eastAsia="Avenir Next"/>
                       <w:color w:val="1A1A1A"/>
-                      <w:sz w:val="19"/>
+                      <w:sz w:val="22"/>
                       <w:szCs w:val="19"/>
                     </w:rPr>
                     <w:t xml:space="preserve">adding 6</w:t>
@@ -2955,25 +2956,25 @@
                       <w:rFonts w:ascii="Avenir Next" w:hAnsi="Avenir Next" w:cs="Avenir Next" w:eastAsia="Avenir Next"/>
                       <w:b/>
                       <w:color w:val="003A70"/>
+                      <w:sz w:val="22"/>
+                      <w:szCs w:val="19"/>
+                    </w:rPr>
+                    <w:t xml:space="preserve">B</w:t>
+                  </w:r>
+                  <w:r>
+                    <w:rPr>
+                      <w:rFonts w:ascii="Avenir Next" w:hAnsi="Avenir Next" w:cs="Avenir Next" w:eastAsia="Avenir Next"/>
+                      <w:color w:val="1A1A1A"/>
                       <w:sz w:val="19"/>
                       <w:szCs w:val="19"/>
                     </w:rPr>
-                    <w:t xml:space="preserve">B</w:t>
-                  </w:r>
-                  <w:r>
-                    <w:rPr>
-                      <w:rFonts w:ascii="Avenir Next" w:hAnsi="Avenir Next" w:cs="Avenir Next" w:eastAsia="Avenir Next"/>
-                      <w:color w:val="1A1A1A"/>
-                      <w:sz w:val="19"/>
-                      <w:szCs w:val="19"/>
-                    </w:rPr>
                     <w:tab/>
                   </w:r>
                   <w:r>
                     <w:rPr>
                       <w:rFonts w:ascii="Avenir Next" w:hAnsi="Avenir Next" w:cs="Avenir Next" w:eastAsia="Avenir Next"/>
                       <w:color w:val="1A1A1A"/>
-                      <w:sz w:val="19"/>
+                      <w:sz w:val="22"/>
                       <w:szCs w:val="19"/>
                     </w:rPr>
                     <w:t xml:space="preserve">subtracting 6</w:t>
@@ -2998,25 +2999,25 @@
                       <w:rFonts w:ascii="Avenir Next" w:hAnsi="Avenir Next" w:cs="Avenir Next" w:eastAsia="Avenir Next"/>
                       <w:b/>
                       <w:color w:val="003A70"/>
+                      <w:sz w:val="22"/>
+                      <w:szCs w:val="19"/>
+                    </w:rPr>
+                    <w:t xml:space="preserve">C</w:t>
+                  </w:r>
+                  <w:r>
+                    <w:rPr>
+                      <w:rFonts w:ascii="Avenir Next" w:hAnsi="Avenir Next" w:cs="Avenir Next" w:eastAsia="Avenir Next"/>
+                      <w:color w:val="1A1A1A"/>
                       <w:sz w:val="19"/>
                       <w:szCs w:val="19"/>
                     </w:rPr>
-                    <w:t xml:space="preserve">C</w:t>
-                  </w:r>
-                  <w:r>
-                    <w:rPr>
-                      <w:rFonts w:ascii="Avenir Next" w:hAnsi="Avenir Next" w:cs="Avenir Next" w:eastAsia="Avenir Next"/>
-                      <w:color w:val="1A1A1A"/>
-                      <w:sz w:val="19"/>
-                      <w:szCs w:val="19"/>
-                    </w:rPr>
                     <w:tab/>
                   </w:r>
                   <w:r>
                     <w:rPr>
                       <w:rFonts w:ascii="Avenir Next" w:hAnsi="Avenir Next" w:cs="Avenir Next" w:eastAsia="Avenir Next"/>
                       <w:color w:val="1A1A1A"/>
-                      <w:sz w:val="19"/>
+                      <w:sz w:val="22"/>
                       <w:szCs w:val="19"/>
                     </w:rPr>
                     <w:t xml:space="preserve">multiplying by 6</w:t>
@@ -3041,25 +3042,25 @@
                       <w:rFonts w:ascii="Avenir Next" w:hAnsi="Avenir Next" w:cs="Avenir Next" w:eastAsia="Avenir Next"/>
                       <w:b/>
                       <w:color w:val="003A70"/>
+                      <w:sz w:val="22"/>
+                      <w:szCs w:val="19"/>
+                    </w:rPr>
+                    <w:t xml:space="preserve">D</w:t>
+                  </w:r>
+                  <w:r>
+                    <w:rPr>
+                      <w:rFonts w:ascii="Avenir Next" w:hAnsi="Avenir Next" w:cs="Avenir Next" w:eastAsia="Avenir Next"/>
+                      <w:color w:val="1A1A1A"/>
                       <w:sz w:val="19"/>
                       <w:szCs w:val="19"/>
                     </w:rPr>
-                    <w:t xml:space="preserve">D</w:t>
-                  </w:r>
-                  <w:r>
-                    <w:rPr>
-                      <w:rFonts w:ascii="Avenir Next" w:hAnsi="Avenir Next" w:cs="Avenir Next" w:eastAsia="Avenir Next"/>
-                      <w:color w:val="1A1A1A"/>
-                      <w:sz w:val="19"/>
-                      <w:szCs w:val="19"/>
-                    </w:rPr>
                     <w:tab/>
                   </w:r>
                   <w:r>
                     <w:rPr>
                       <w:rFonts w:ascii="Avenir Next" w:hAnsi="Avenir Next" w:cs="Avenir Next" w:eastAsia="Avenir Next"/>
                       <w:color w:val="1A1A1A"/>
-                      <w:sz w:val="19"/>
+                      <w:sz w:val="22"/>
                       <w:szCs w:val="19"/>
                     </w:rPr>
                     <w:t xml:space="preserve">dividing by 6</w:t>
@@ -3109,7 +3110,7 @@
         <w:rPr>
           <w:rFonts w:ascii="Avenir Next" w:hAnsi="Avenir Next" w:cs="Avenir Next" w:eastAsia="Avenir Next"/>
           <w:color w:val="1A1A1A"/>
-          <w:sz w:val="17"/>
+          <w:sz w:val="22"/>
           <w:szCs w:val="17"/>
         </w:rPr>
         <w:t xml:space="preserve">  I got it</w:t>
@@ -3127,7 +3128,7 @@
         <w:rPr>
           <w:rFonts w:ascii="Avenir Next" w:hAnsi="Avenir Next" w:cs="Avenir Next" w:eastAsia="Avenir Next"/>
           <w:color w:val="1A1A1A"/>
-          <w:sz w:val="17"/>
+          <w:sz w:val="22"/>
           <w:szCs w:val="17"/>
         </w:rPr>
         <w:t xml:space="preserve">  Almost</w:t>
@@ -3145,7 +3146,7 @@
         <w:rPr>
           <w:rFonts w:ascii="Avenir Next" w:hAnsi="Avenir Next" w:cs="Avenir Next" w:eastAsia="Avenir Next"/>
           <w:color w:val="1A1A1A"/>
-          <w:sz w:val="17"/>
+          <w:sz w:val="22"/>
           <w:szCs w:val="17"/>
         </w:rPr>
         <w:t xml:space="preserve">  I need help</w:t>
@@ -3202,7 +3203,7 @@
         <w:rPr>
           <w:rFonts w:ascii="Avenir Next" w:hAnsi="Avenir Next" w:cs="Avenir Next" w:eastAsia="Avenir Next"/>
           <w:color w:val="1A1A1A"/>
-          <w:sz w:val="18"/>
+          <w:sz w:val="22"/>
           <w:szCs w:val="18"/>
         </w:rPr>
         <w:t xml:space="preserve">Name</w:t>
@@ -3287,25 +3288,25 @@
                 <w:rFonts w:ascii="Avenir Next" w:hAnsi="Avenir Next" w:cs="Avenir Next" w:eastAsia="Avenir Next"/>
                 <w:b/>
                 <w:color w:val="1A1A1A"/>
+                <w:sz w:val="22"/>
+                <w:szCs w:val="20"/>
+              </w:rPr>
+              <w:t xml:space="preserve">1.</w:t>
+            </w:r>
+            <w:r>
+              <w:rPr>
+                <w:rFonts w:ascii="Avenir Next" w:hAnsi="Avenir Next" w:cs="Avenir Next" w:eastAsia="Avenir Next"/>
+                <w:color w:val="1A1A1A"/>
                 <w:sz w:val="20"/>
                 <w:szCs w:val="20"/>
               </w:rPr>
-              <w:t xml:space="preserve">1.</w:t>
-            </w:r>
-            <w:r>
-              <w:rPr>
-                <w:rFonts w:ascii="Avenir Next" w:hAnsi="Avenir Next" w:cs="Avenir Next" w:eastAsia="Avenir Next"/>
-                <w:color w:val="1A1A1A"/>
-                <w:sz w:val="20"/>
-                <w:szCs w:val="20"/>
-              </w:rPr>
               <w:tab/>
             </w:r>
             <w:r>
               <w:rPr>
                 <w:rFonts w:ascii="Avenir Next" w:hAnsi="Avenir Next" w:cs="Avenir Next" w:eastAsia="Avenir Next"/>
                 <w:color w:val="1A1A1A"/>
-                <w:sz w:val="20"/>
+                <w:sz w:val="22"/>
                 <w:szCs w:val="20"/>
               </w:rPr>
               <w:t xml:space="preserve">Solve for </w:t>
@@ -3315,7 +3316,7 @@
                 <w:rFonts w:ascii="Avenir Next" w:hAnsi="Avenir Next" w:cs="Avenir Next" w:eastAsia="Avenir Next"/>
                 <w:i/>
                 <w:color w:val="1A1A1A"/>
-                <w:sz w:val="20"/>
+                <w:sz w:val="22"/>
                 <w:szCs w:val="20"/>
               </w:rPr>
               <w:t xml:space="preserve">n</w:t>
@@ -3324,7 +3325,7 @@
               <w:rPr>
                 <w:rFonts w:ascii="Avenir Next" w:hAnsi="Avenir Next" w:cs="Avenir Next" w:eastAsia="Avenir Next"/>
                 <w:color w:val="1A1A1A"/>
-                <w:sz w:val="20"/>
+                <w:sz w:val="22"/>
                 <w:szCs w:val="20"/>
               </w:rPr>
               <w:t xml:space="preserve">.</w:t>
@@ -3379,25 +3380,25 @@
                       <w:rFonts w:ascii="Avenir Next" w:hAnsi="Avenir Next" w:cs="Avenir Next" w:eastAsia="Avenir Next"/>
                       <w:b/>
                       <w:color w:val="003A70"/>
+                      <w:sz w:val="22"/>
+                      <w:szCs w:val="20"/>
+                    </w:rPr>
+                    <w:t xml:space="preserve">a.</w:t>
+                  </w:r>
+                  <w:r>
+                    <w:rPr>
+                      <w:rFonts w:ascii="Avenir Next" w:hAnsi="Avenir Next" w:cs="Avenir Next" w:eastAsia="Avenir Next"/>
+                      <w:color w:val="1A1A1A"/>
                       <w:sz w:val="20"/>
                       <w:szCs w:val="20"/>
                     </w:rPr>
-                    <w:t xml:space="preserve">a.</w:t>
-                  </w:r>
-                  <w:r>
-                    <w:rPr>
-                      <w:rFonts w:ascii="Avenir Next" w:hAnsi="Avenir Next" w:cs="Avenir Next" w:eastAsia="Avenir Next"/>
-                      <w:color w:val="1A1A1A"/>
-                      <w:sz w:val="20"/>
-                      <w:szCs w:val="20"/>
-                    </w:rPr>
                     <w:tab/>
                   </w:r>
                   <w:r>
                     <w:rPr>
                       <w:rFonts w:ascii="Avenir Next" w:hAnsi="Avenir Next" w:cs="Avenir Next" w:eastAsia="Avenir Next"/>
                       <w:color w:val="1A1A1A"/>
-                      <w:sz w:val="20"/>
+                      <w:sz w:val="22"/>
                       <w:szCs w:val="20"/>
                     </w:rPr>
                     <w:t xml:space="preserve">7</w:t>
@@ -3407,7 +3408,7 @@
                       <w:rFonts w:ascii="Avenir Next" w:hAnsi="Avenir Next" w:cs="Avenir Next" w:eastAsia="Avenir Next"/>
                       <w:i/>
                       <w:color w:val="1A1A1A"/>
-                      <w:sz w:val="20"/>
+                      <w:sz w:val="22"/>
                       <w:szCs w:val="20"/>
                     </w:rPr>
                     <w:t xml:space="preserve">n</w:t>
@@ -3416,7 +3417,7 @@
                     <w:rPr>
                       <w:rFonts w:ascii="Avenir Next" w:hAnsi="Avenir Next" w:cs="Avenir Next" w:eastAsia="Avenir Next"/>
                       <w:color w:val="1A1A1A"/>
-                      <w:sz w:val="20"/>
+                      <w:sz w:val="22"/>
                       <w:szCs w:val="20"/>
                     </w:rPr>
                     <w:t xml:space="preserve"> = 84</w:t>
@@ -3460,25 +3461,25 @@
                       <w:rFonts w:ascii="Avenir Next" w:hAnsi="Avenir Next" w:cs="Avenir Next" w:eastAsia="Avenir Next"/>
                       <w:b/>
                       <w:color w:val="003A70"/>
+                      <w:sz w:val="22"/>
+                      <w:szCs w:val="20"/>
+                    </w:rPr>
+                    <w:t xml:space="preserve">b.</w:t>
+                  </w:r>
+                  <w:r>
+                    <w:rPr>
+                      <w:rFonts w:ascii="Avenir Next" w:hAnsi="Avenir Next" w:cs="Avenir Next" w:eastAsia="Avenir Next"/>
+                      <w:color w:val="1A1A1A"/>
                       <w:sz w:val="20"/>
                       <w:szCs w:val="20"/>
                     </w:rPr>
-                    <w:t xml:space="preserve">b.</w:t>
-                  </w:r>
-                  <w:r>
-                    <w:rPr>
-                      <w:rFonts w:ascii="Avenir Next" w:hAnsi="Avenir Next" w:cs="Avenir Next" w:eastAsia="Avenir Next"/>
-                      <w:color w:val="1A1A1A"/>
-                      <w:sz w:val="20"/>
-                      <w:szCs w:val="20"/>
-                    </w:rPr>
                     <w:tab/>
                   </w:r>
                   <w:r>
                     <w:rPr>
                       <w:rFonts w:ascii="Avenir Next" w:hAnsi="Avenir Next" w:cs="Avenir Next" w:eastAsia="Avenir Next"/>
                       <w:color w:val="1A1A1A"/>
-                      <w:sz w:val="20"/>
+                      <w:sz w:val="22"/>
                       <w:szCs w:val="20"/>
                     </w:rPr>
                     <w:t xml:space="preserve">2</w:t>
@@ -3488,7 +3489,7 @@
                       <w:rFonts w:ascii="Avenir Next" w:hAnsi="Avenir Next" w:cs="Avenir Next" w:eastAsia="Avenir Next"/>
                       <w:i/>
                       <w:color w:val="1A1A1A"/>
-                      <w:sz w:val="20"/>
+                      <w:sz w:val="22"/>
                       <w:szCs w:val="20"/>
                     </w:rPr>
                     <w:t xml:space="preserve">n</w:t>
@@ -3497,7 +3498,7 @@
                     <w:rPr>
                       <w:rFonts w:ascii="Avenir Next" w:hAnsi="Avenir Next" w:cs="Avenir Next" w:eastAsia="Avenir Next"/>
                       <w:color w:val="1A1A1A"/>
-                      <w:sz w:val="20"/>
+                      <w:sz w:val="22"/>
                       <w:szCs w:val="20"/>
                     </w:rPr>
                     <w:t xml:space="preserve"> + 9 = 31</w:t>
@@ -3590,18 +3591,18 @@
                 <w:rFonts w:ascii="Avenir Next" w:hAnsi="Avenir Next" w:cs="Avenir Next" w:eastAsia="Avenir Next"/>
                 <w:b/>
                 <w:color w:val="1A1A1A"/>
+                <w:sz w:val="22"/>
+                <w:szCs w:val="20"/>
+              </w:rPr>
+              <w:t xml:space="preserve">2.</w:t>
+            </w:r>
+            <w:r>
+              <w:rPr>
+                <w:rFonts w:ascii="Avenir Next" w:hAnsi="Avenir Next" w:cs="Avenir Next" w:eastAsia="Avenir Next"/>
+                <w:color w:val="1A1A1A"/>
                 <w:sz w:val="20"/>
                 <w:szCs w:val="20"/>
               </w:rPr>
-              <w:t xml:space="preserve">2.</w:t>
-            </w:r>
-            <w:r>
-              <w:rPr>
-                <w:rFonts w:ascii="Avenir Next" w:hAnsi="Avenir Next" w:cs="Avenir Next" w:eastAsia="Avenir Next"/>
-                <w:color w:val="1A1A1A"/>
-                <w:sz w:val="20"/>
-                <w:szCs w:val="20"/>
-              </w:rPr>
               <w:tab/>
             </w:r>
             <w:r>
@@ -3609,7 +3610,7 @@
                 <w:rFonts w:ascii="Avenir Next" w:hAnsi="Avenir Next" w:cs="Avenir Next" w:eastAsia="Avenir Next"/>
                 <w:b/>
                 <w:color w:val="1A1A1A"/>
-                <w:sz w:val="20"/>
+                <w:sz w:val="22"/>
                 <w:szCs w:val="20"/>
               </w:rPr>
               <w:t xml:space="preserve">Car Wash Goal.  </w:t>
@@ -3618,7 +3619,7 @@
               <w:rPr>
                 <w:rFonts w:ascii="Avenir Next" w:hAnsi="Avenir Next" w:cs="Avenir Next" w:eastAsia="Avenir Next"/>
                 <w:color w:val="1A1A1A"/>
-                <w:sz w:val="20"/>
+                <w:sz w:val="22"/>
                 <w:szCs w:val="20"/>
               </w:rPr>
               <w:t xml:space="preserve">A student council charges $11 for each car it washes. It wants to raise $528. How many cars must it wash?</w:t>
@@ -3695,25 +3696,25 @@
                 <w:rFonts w:ascii="Avenir Next" w:hAnsi="Avenir Next" w:cs="Avenir Next" w:eastAsia="Avenir Next"/>
                 <w:b/>
                 <w:color w:val="1A1A1A"/>
+                <w:sz w:val="22"/>
+                <w:szCs w:val="18"/>
+              </w:rPr>
+              <w:t xml:space="preserve">Answer</w:t>
+            </w:r>
+            <w:r>
+              <w:rPr>
+                <w:rFonts w:ascii="Avenir Next" w:hAnsi="Avenir Next" w:cs="Avenir Next" w:eastAsia="Avenir Next"/>
+                <w:color w:val="1A1A1A"/>
                 <w:sz w:val="18"/>
                 <w:szCs w:val="18"/>
               </w:rPr>
-              <w:t xml:space="preserve">Answer</w:t>
-            </w:r>
-            <w:r>
-              <w:rPr>
-                <w:rFonts w:ascii="Avenir Next" w:hAnsi="Avenir Next" w:cs="Avenir Next" w:eastAsia="Avenir Next"/>
-                <w:color w:val="1A1A1A"/>
-                <w:sz w:val="18"/>
-                <w:szCs w:val="18"/>
-              </w:rPr>
               <w:tab/>
             </w:r>
             <w:r>
               <w:rPr>
                 <w:rFonts w:ascii="Avenir Next" w:hAnsi="Avenir Next" w:cs="Avenir Next" w:eastAsia="Avenir Next"/>
                 <w:color w:val="1A1A1A"/>
-                <w:sz w:val="18"/>
+                <w:sz w:val="22"/>
                 <w:szCs w:val="18"/>
               </w:rPr>
               <w:t xml:space="preserve">  cars</w:t>
@@ -3779,25 +3780,25 @@
                 <w:rFonts w:ascii="Avenir Next" w:hAnsi="Avenir Next" w:cs="Avenir Next" w:eastAsia="Avenir Next"/>
                 <w:b/>
                 <w:color w:val="1A1A1A"/>
+                <w:sz w:val="22"/>
+                <w:szCs w:val="20"/>
+              </w:rPr>
+              <w:t xml:space="preserve">3.</w:t>
+            </w:r>
+            <w:r>
+              <w:rPr>
+                <w:rFonts w:ascii="Avenir Next" w:hAnsi="Avenir Next" w:cs="Avenir Next" w:eastAsia="Avenir Next"/>
+                <w:color w:val="1A1A1A"/>
                 <w:sz w:val="20"/>
                 <w:szCs w:val="20"/>
               </w:rPr>
-              <w:t xml:space="preserve">3.</w:t>
-            </w:r>
-            <w:r>
-              <w:rPr>
-                <w:rFonts w:ascii="Avenir Next" w:hAnsi="Avenir Next" w:cs="Avenir Next" w:eastAsia="Avenir Next"/>
-                <w:color w:val="1A1A1A"/>
-                <w:sz w:val="20"/>
-                <w:szCs w:val="20"/>
-              </w:rPr>
               <w:tab/>
             </w:r>
             <w:r>
               <w:rPr>
                 <w:rFonts w:ascii="Avenir Next" w:hAnsi="Avenir Next" w:cs="Avenir Next" w:eastAsia="Avenir Next"/>
                 <w:color w:val="1A1A1A"/>
-                <w:sz w:val="20"/>
+                <w:sz w:val="22"/>
                 <w:szCs w:val="20"/>
               </w:rPr>
               <w:t xml:space="preserve">To work backward in 4</w:t>
@@ -3807,7 +3808,7 @@
                 <w:rFonts w:ascii="Avenir Next" w:hAnsi="Avenir Next" w:cs="Avenir Next" w:eastAsia="Avenir Next"/>
                 <w:i/>
                 <w:color w:val="1A1A1A"/>
-                <w:sz w:val="20"/>
+                <w:sz w:val="22"/>
                 <w:szCs w:val="20"/>
               </w:rPr>
               <w:t xml:space="preserve">x</w:t>
@@ -3816,7 +3817,7 @@
               <w:rPr>
                 <w:rFonts w:ascii="Avenir Next" w:hAnsi="Avenir Next" w:cs="Avenir Next" w:eastAsia="Avenir Next"/>
                 <w:color w:val="1A1A1A"/>
-                <w:sz w:val="20"/>
+                <w:sz w:val="22"/>
                 <w:szCs w:val="20"/>
               </w:rPr>
               <w:t xml:space="preserve"> + 6 = 30, you undo the + 6 by —</w:t>
@@ -3872,25 +3873,25 @@
                       <w:rFonts w:ascii="Avenir Next" w:hAnsi="Avenir Next" w:cs="Avenir Next" w:eastAsia="Avenir Next"/>
                       <w:b/>
                       <w:color w:val="003A70"/>
+                      <w:sz w:val="22"/>
+                      <w:szCs w:val="19"/>
+                    </w:rPr>
+                    <w:t xml:space="preserve">A</w:t>
+                  </w:r>
+                  <w:r>
+                    <w:rPr>
+                      <w:rFonts w:ascii="Avenir Next" w:hAnsi="Avenir Next" w:cs="Avenir Next" w:eastAsia="Avenir Next"/>
+                      <w:color w:val="1A1A1A"/>
                       <w:sz w:val="19"/>
                       <w:szCs w:val="19"/>
                     </w:rPr>
-                    <w:t xml:space="preserve">A</w:t>
-                  </w:r>
-                  <w:r>
-                    <w:rPr>
-                      <w:rFonts w:ascii="Avenir Next" w:hAnsi="Avenir Next" w:cs="Avenir Next" w:eastAsia="Avenir Next"/>
-                      <w:color w:val="1A1A1A"/>
-                      <w:sz w:val="19"/>
-                      <w:szCs w:val="19"/>
-                    </w:rPr>
                     <w:tab/>
                   </w:r>
                   <w:r>
                     <w:rPr>
                       <w:rFonts w:ascii="Avenir Next" w:hAnsi="Avenir Next" w:cs="Avenir Next" w:eastAsia="Avenir Next"/>
                       <w:color w:val="1A1A1A"/>
-                      <w:sz w:val="19"/>
+                      <w:sz w:val="22"/>
                       <w:szCs w:val="19"/>
                     </w:rPr>
                     <w:t xml:space="preserve">adding 6</w:t>
@@ -3915,25 +3916,25 @@
                       <w:rFonts w:ascii="Avenir Next" w:hAnsi="Avenir Next" w:cs="Avenir Next" w:eastAsia="Avenir Next"/>
                       <w:b/>
                       <w:color w:val="003A70"/>
+                      <w:sz w:val="22"/>
+                      <w:szCs w:val="19"/>
+                    </w:rPr>
+                    <w:t xml:space="preserve">B</w:t>
+                  </w:r>
+                  <w:r>
+                    <w:rPr>
+                      <w:rFonts w:ascii="Avenir Next" w:hAnsi="Avenir Next" w:cs="Avenir Next" w:eastAsia="Avenir Next"/>
+                      <w:color w:val="1A1A1A"/>
                       <w:sz w:val="19"/>
                       <w:szCs w:val="19"/>
                     </w:rPr>
-                    <w:t xml:space="preserve">B</w:t>
-                  </w:r>
-                  <w:r>
-                    <w:rPr>
-                      <w:rFonts w:ascii="Avenir Next" w:hAnsi="Avenir Next" w:cs="Avenir Next" w:eastAsia="Avenir Next"/>
-                      <w:color w:val="1A1A1A"/>
-                      <w:sz w:val="19"/>
-                      <w:szCs w:val="19"/>
-                    </w:rPr>
                     <w:tab/>
                   </w:r>
                   <w:r>
                     <w:rPr>
                       <w:rFonts w:ascii="Avenir Next" w:hAnsi="Avenir Next" w:cs="Avenir Next" w:eastAsia="Avenir Next"/>
                       <w:color w:val="1A1A1A"/>
-                      <w:sz w:val="19"/>
+                      <w:sz w:val="22"/>
                       <w:szCs w:val="19"/>
                     </w:rPr>
                     <w:t xml:space="preserve">subtracting 6</w:t>
@@ -3958,25 +3959,25 @@
                       <w:rFonts w:ascii="Avenir Next" w:hAnsi="Avenir Next" w:cs="Avenir Next" w:eastAsia="Avenir Next"/>
                       <w:b/>
                       <w:color w:val="003A70"/>
+                      <w:sz w:val="22"/>
+                      <w:szCs w:val="19"/>
+                    </w:rPr>
+                    <w:t xml:space="preserve">C</w:t>
+                  </w:r>
+                  <w:r>
+                    <w:rPr>
+                      <w:rFonts w:ascii="Avenir Next" w:hAnsi="Avenir Next" w:cs="Avenir Next" w:eastAsia="Avenir Next"/>
+                      <w:color w:val="1A1A1A"/>
                       <w:sz w:val="19"/>
                       <w:szCs w:val="19"/>
                     </w:rPr>
-                    <w:t xml:space="preserve">C</w:t>
-                  </w:r>
-                  <w:r>
-                    <w:rPr>
-                      <w:rFonts w:ascii="Avenir Next" w:hAnsi="Avenir Next" w:cs="Avenir Next" w:eastAsia="Avenir Next"/>
-                      <w:color w:val="1A1A1A"/>
-                      <w:sz w:val="19"/>
-                      <w:szCs w:val="19"/>
-                    </w:rPr>
                     <w:tab/>
                   </w:r>
                   <w:r>
                     <w:rPr>
                       <w:rFonts w:ascii="Avenir Next" w:hAnsi="Avenir Next" w:cs="Avenir Next" w:eastAsia="Avenir Next"/>
                       <w:color w:val="1A1A1A"/>
-                      <w:sz w:val="19"/>
+                      <w:sz w:val="22"/>
                       <w:szCs w:val="19"/>
                     </w:rPr>
                     <w:t xml:space="preserve">multiplying by 6</w:t>
@@ -4001,25 +4002,25 @@
                       <w:rFonts w:ascii="Avenir Next" w:hAnsi="Avenir Next" w:cs="Avenir Next" w:eastAsia="Avenir Next"/>
                       <w:b/>
                       <w:color w:val="003A70"/>
+                      <w:sz w:val="22"/>
+                      <w:szCs w:val="19"/>
+                    </w:rPr>
+                    <w:t xml:space="preserve">D</w:t>
+                  </w:r>
+                  <w:r>
+                    <w:rPr>
+                      <w:rFonts w:ascii="Avenir Next" w:hAnsi="Avenir Next" w:cs="Avenir Next" w:eastAsia="Avenir Next"/>
+                      <w:color w:val="1A1A1A"/>
                       <w:sz w:val="19"/>
                       <w:szCs w:val="19"/>
                     </w:rPr>
-                    <w:t xml:space="preserve">D</w:t>
-                  </w:r>
-                  <w:r>
-                    <w:rPr>
-                      <w:rFonts w:ascii="Avenir Next" w:hAnsi="Avenir Next" w:cs="Avenir Next" w:eastAsia="Avenir Next"/>
-                      <w:color w:val="1A1A1A"/>
-                      <w:sz w:val="19"/>
-                      <w:szCs w:val="19"/>
-                    </w:rPr>
                     <w:tab/>
                   </w:r>
                   <w:r>
                     <w:rPr>
                       <w:rFonts w:ascii="Avenir Next" w:hAnsi="Avenir Next" w:cs="Avenir Next" w:eastAsia="Avenir Next"/>
                       <w:color w:val="1A1A1A"/>
-                      <w:sz w:val="19"/>
+                      <w:sz w:val="22"/>
                       <w:szCs w:val="19"/>
                     </w:rPr>
                     <w:t xml:space="preserve">dividing by 6</w:t>
@@ -4069,7 +4070,7 @@
         <w:rPr>
           <w:rFonts w:ascii="Avenir Next" w:hAnsi="Avenir Next" w:cs="Avenir Next" w:eastAsia="Avenir Next"/>
           <w:color w:val="1A1A1A"/>
-          <w:sz w:val="17"/>
+          <w:sz w:val="22"/>
           <w:szCs w:val="17"/>
         </w:rPr>
         <w:t xml:space="preserve">  I got it</w:t>
@@ -4087,7 +4088,7 @@
         <w:rPr>
           <w:rFonts w:ascii="Avenir Next" w:hAnsi="Avenir Next" w:cs="Avenir Next" w:eastAsia="Avenir Next"/>
           <w:color w:val="1A1A1A"/>
-          <w:sz w:val="17"/>
+          <w:sz w:val="22"/>
           <w:szCs w:val="17"/>
         </w:rPr>
         <w:t xml:space="preserve">  Almost</w:t>
@@ -4105,7 +4106,7 @@
         <w:rPr>
           <w:rFonts w:ascii="Avenir Next" w:hAnsi="Avenir Next" w:cs="Avenir Next" w:eastAsia="Avenir Next"/>
           <w:color w:val="1A1A1A"/>
-          <w:sz w:val="17"/>
+          <w:sz w:val="22"/>
           <w:szCs w:val="17"/>
         </w:rPr>
         <w:t xml:space="preserve">  I need help</w:t>
@@ -4199,7 +4200,106 @@
               <w:sz w:val="15"/>
               <w:szCs w:val="15"/>
             </w:rPr>
-            <w:t xml:space="preserve">Lesson 9-4  ·  Exit Tickets  ·  two per page</w:t>
+            <w:t xml:space="preserve">9-4 · Page </w:t>
+          </w:r>
+          <w:r>
+            <w:rPr>
+              <w:rFonts w:ascii="Avenir Next" w:hAnsi="Avenir Next" w:cs="Avenir Next" w:eastAsia="Avenir Next"/>
+              <w:color w:val="5A5F66"/>
+              <w:sz w:val="15"/>
+              <w:szCs w:val="15"/>
+            </w:rPr>
+            <w:fldChar w:fldCharType="begin"/>
+          </w:r>
+          <w:r>
+            <w:rPr>
+              <w:rFonts w:ascii="Avenir Next" w:hAnsi="Avenir Next" w:cs="Avenir Next" w:eastAsia="Avenir Next"/>
+              <w:color w:val="5A5F66"/>
+              <w:sz w:val="15"/>
+              <w:szCs w:val="15"/>
+            </w:rPr>
+            <w:instrText xml:space="preserve"> PAGE </w:instrText>
+          </w:r>
+          <w:r>
+            <w:rPr>
+              <w:rFonts w:ascii="Avenir Next" w:hAnsi="Avenir Next" w:cs="Avenir Next" w:eastAsia="Avenir Next"/>
+              <w:color w:val="5A5F66"/>
+              <w:sz w:val="15"/>
+              <w:szCs w:val="15"/>
+            </w:rPr>
+            <w:fldChar w:fldCharType="separate"/>
+          </w:r>
+          <w:r>
+            <w:rPr>
+              <w:rFonts w:ascii="Avenir Next" w:hAnsi="Avenir Next" w:cs="Avenir Next" w:eastAsia="Avenir Next"/>
+              <w:color w:val="5A5F66"/>
+              <w:sz w:val="15"/>
+              <w:szCs w:val="15"/>
+            </w:rPr>
+            <w:t xml:space="preserve">1</w:t>
+          </w:r>
+          <w:r>
+            <w:rPr>
+              <w:rFonts w:ascii="Avenir Next" w:hAnsi="Avenir Next" w:cs="Avenir Next" w:eastAsia="Avenir Next"/>
+              <w:color w:val="5A5F66"/>
+              <w:sz w:val="15"/>
+              <w:szCs w:val="15"/>
+            </w:rPr>
+            <w:fldChar w:fldCharType="end"/>
+          </w:r>
+          <w:r>
+            <w:rPr>
+              <w:rFonts w:ascii="Avenir Next" w:hAnsi="Avenir Next" w:cs="Avenir Next" w:eastAsia="Avenir Next"/>
+              <w:color w:val="5A5F66"/>
+              <w:sz w:val="15"/>
+              <w:szCs w:val="15"/>
+            </w:rPr>
+            <w:t xml:space="preserve"> of </w:t>
+          </w:r>
+          <w:r>
+            <w:rPr>
+              <w:rFonts w:ascii="Avenir Next" w:hAnsi="Avenir Next" w:cs="Avenir Next" w:eastAsia="Avenir Next"/>
+              <w:color w:val="5A5F66"/>
+              <w:sz w:val="15"/>
+              <w:szCs w:val="15"/>
+            </w:rPr>
+            <w:fldChar w:fldCharType="begin"/>
+          </w:r>
+          <w:r>
+            <w:rPr>
+              <w:rFonts w:ascii="Avenir Next" w:hAnsi="Avenir Next" w:cs="Avenir Next" w:eastAsia="Avenir Next"/>
+              <w:color w:val="5A5F66"/>
+              <w:sz w:val="15"/>
+              <w:szCs w:val="15"/>
+            </w:rPr>
+            <w:instrText xml:space="preserve"> NUMPAGES </w:instrText>
+          </w:r>
+          <w:r>
+            <w:rPr>
+              <w:rFonts w:ascii="Avenir Next" w:hAnsi="Avenir Next" w:cs="Avenir Next" w:eastAsia="Avenir Next"/>
+              <w:color w:val="5A5F66"/>
+              <w:sz w:val="15"/>
+              <w:szCs w:val="15"/>
+            </w:rPr>
+            <w:fldChar w:fldCharType="separate"/>
+          </w:r>
+          <w:r>
+            <w:rPr>
+              <w:rFonts w:ascii="Avenir Next" w:hAnsi="Avenir Next" w:cs="Avenir Next" w:eastAsia="Avenir Next"/>
+              <w:color w:val="5A5F66"/>
+              <w:sz w:val="15"/>
+              <w:szCs w:val="15"/>
+            </w:rPr>
+            <w:t xml:space="preserve">1</w:t>
+          </w:r>
+          <w:r>
+            <w:rPr>
+              <w:rFonts w:ascii="Avenir Next" w:hAnsi="Avenir Next" w:cs="Avenir Next" w:eastAsia="Avenir Next"/>
+              <w:color w:val="5A5F66"/>
+              <w:sz w:val="15"/>
+              <w:szCs w:val="15"/>
+            </w:rPr>
+            <w:fldChar w:fldCharType="end"/>
           </w:r>
         </w:p>
       </w:tc>
@@ -4242,5 +4342,23 @@
       </w:tblCellMar>
     </w:tblPr>
   </w:style>
+  <w:style w:type="paragraph" w:styleId="Heading1">
+    <w:name w:val="heading 1"/>
+    <w:basedOn w:val="Normal"/>
+    <w:pPr>
+      <w:outlineLvl w:val="0"/>
+      <w:keepNext w:val="0"/>
+      <w:keepLines w:val="0"/>
+    </w:pPr>
+  </w:style>
+  <w:style w:type="paragraph" w:styleId="Heading2">
+    <w:name w:val="heading 2"/>
+    <w:basedOn w:val="Normal"/>
+    <w:pPr>
+      <w:outlineLvl w:val="1"/>
+      <w:keepNext w:val="0"/>
+      <w:keepLines w:val="0"/>
+    </w:pPr>
+  </w:style>
 </w:styles>
 </file>